--- a/Articulo_Popayan/Articulo_RevistaCientifica_ES.docx
+++ b/Articulo_Popayan/Articulo_RevistaCientifica_ES.docx
@@ -1167,7 +1167,7 @@
               <a:graphicData uri="http://schemas.openxmlformats.org/drawingml/2006/picture">
                 <pic:pic>
                   <pic:nvPicPr>
-                    <pic:cNvPr descr="figuras/Figura_1.jpg" id="33" name="Picture"/>
+                    <pic:cNvPr descr="figuras/Figura1_DiversidadAlfa.jpg" id="33" name="Picture"/>
                     <pic:cNvPicPr>
                       <a:picLocks noChangeArrowheads="1" noChangeAspect="1"/>
                     </pic:cNvPicPr>
@@ -1269,7 +1269,7 @@
               <a:graphicData uri="http://schemas.openxmlformats.org/drawingml/2006/picture">
                 <pic:pic>
                   <pic:nvPicPr>
-                    <pic:cNvPr descr="figuras/Figura_2.jpg" id="37" name="Picture"/>
+                    <pic:cNvPr descr="figuras/Figura2_DiversidadBeta.jpg" id="37" name="Picture"/>
                     <pic:cNvPicPr>
                       <a:picLocks noChangeArrowheads="1" noChangeAspect="1"/>
                     </pic:cNvPicPr>
@@ -1371,7 +1371,7 @@
               <a:graphicData uri="http://schemas.openxmlformats.org/drawingml/2006/picture">
                 <pic:pic>
                   <pic:nvPicPr>
-                    <pic:cNvPr descr="figuras/Figura_3.jpg" id="41" name="Picture"/>
+                    <pic:cNvPr descr="figuras/Figura3_AbundanciaFilo.jpg" id="41" name="Picture"/>
                     <pic:cNvPicPr>
                       <a:picLocks noChangeArrowheads="1" noChangeAspect="1"/>
                     </pic:cNvPicPr>
@@ -1594,7 +1594,7 @@
               <a:graphicData uri="http://schemas.openxmlformats.org/drawingml/2006/picture">
                 <pic:pic>
                   <pic:nvPicPr>
-                    <pic:cNvPr descr="figuras/Figura_4.jpg" id="45" name="Picture"/>
+                    <pic:cNvPr descr="figuras/Figura4_ComposicionBacteriana.jpg" id="45" name="Picture"/>
                     <pic:cNvPicPr>
                       <a:picLocks noChangeArrowheads="1" noChangeAspect="1"/>
                     </pic:cNvPicPr>
@@ -1770,7 +1770,7 @@
               <a:graphicData uri="http://schemas.openxmlformats.org/drawingml/2006/picture">
                 <pic:pic>
                   <pic:nvPicPr>
-                    <pic:cNvPr descr="figuras/Figura_5.jpg" id="49" name="Picture"/>
+                    <pic:cNvPr descr="figuras/Figura5_tStudent_Fusarium.jpg" id="49" name="Picture"/>
                     <pic:cNvPicPr>
                       <a:picLocks noChangeArrowheads="1" noChangeAspect="1"/>
                     </pic:cNvPicPr>
@@ -1868,7 +1868,7 @@
               <a:graphicData uri="http://schemas.openxmlformats.org/drawingml/2006/picture">
                 <pic:pic>
                   <pic:nvPicPr>
-                    <pic:cNvPr descr="figuras/Figura_6.jpg" id="52" name="Picture"/>
+                    <pic:cNvPr descr="figuras/Figura6_Wilcoxon_Shannon.jpg" id="52" name="Picture"/>
                     <pic:cNvPicPr>
                       <a:picLocks noChangeArrowheads="1" noChangeAspect="1"/>
                     </pic:cNvPicPr>
@@ -2364,7 +2364,7 @@
         <w:pStyle w:val="BodyText"/>
       </w:pPr>
       <w:r>
-        <w:t xml:space="preserve">Los autores agradecen a Solena Ag por proporcionar los datos metagenómicos de cultivos de fresa utilizados en este estudio. Los agradecimientos institucionales y las fuentes de financiación se indicarán en la versión final del manuscrito para preservar el anonimato de la revisión.</w:t>
+        <w:t xml:space="preserve">Los autores agradecen a la empresa Solena Ag por facilitar los datos metagenómicos de cultivos de fresa utilizados en este estudio, y en particular a Obed Ramírez Sánchez, contacto principal con la empresa, por su gestión para la obtención de los datos y su apoyo en la interpretación de los resultados. Los agradecimientos institucionales y las fuentes de financiación se indicarán en la versión final del manuscrito para preservar el anonimato de la revisión.</w:t>
       </w:r>
     </w:p>
     <w:p>

--- a/Articulo_Popayan/Articulo_RevistaCientifica_ES.docx
+++ b/Articulo_Popayan/Articulo_RevistaCientifica_ES.docx
@@ -611,15 +611,7 @@
         <w:pStyle w:val="BodyText"/>
       </w:pPr>
       <w:r>
-        <w:t xml:space="preserve">La contribución de este trabajo es, por lo tanto, metodológica y computacional: además de caracterizar el microbioma de la fresa, aporta un flujo reproducible, versionado y documentado, cuyos scripts y cuadernos de análisis están organizados por etapa, que puede ejecutarse de nuevo sobre nuevos conjuntos de datos o cultivos, y que constituye una base de ingeniería sobre la cual construir clasificadores automáticos del estado de salud de las plantas.</w:t>
-      </w:r>
-    </w:p>
-    <w:p>
-      <w:pPr>
-        <w:pStyle w:val="BodyText"/>
-      </w:pPr>
-      <w:r>
-        <w:t xml:space="preserve">A diferencia de los estudios que se limitan a reportar diferencias descriptivas de abundancia entre grupos, este trabajo enfatiza la validación estadística formal de tales diferencias. Como se mostrará más adelante, la ausencia de significancia estadística a nivel global no invalida la existencia de patrones biológicamente relevantes en niveles taxonómicos más finos, una distinción metodológica con implicaciones directas para el diseño de futuros estudios y modelos predictivos en este dominio.</w:t>
+        <w:t xml:space="preserve">La contribución de este trabajo es, por lo tanto, metodológica y computacional: además de caracterizar el microbioma de la fresa, aporta un flujo reproducible y documentado, organizado por etapas, que puede ejecutarse sobre nuevos conjuntos de datos o cultivos y que sirve de base para construir clasificadores automáticos del estado de salud de las plantas. A diferencia de los estudios que solo reportan diferencias descriptivas de abundancia, este trabajo enfatiza su validación estadística formal: como se mostrará, la ausencia de significancia a nivel global no invalida la existencia de patrones relevantes en niveles taxonómicos más finos.</w:t>
       </w:r>
     </w:p>
     <w:p>
@@ -639,7 +631,7 @@
         <w:pStyle w:val="BodyText"/>
       </w:pPr>
       <w:r>
-        <w:t xml:space="preserve">El flujo de trabajo propuesto se diseñó como una canalización computacional modular organizada en cinco etapas secuenciales: preprocesamiento y control de calidad, cálculo de índices de diversidad alfa, cálculo de índices de diversidad beta, exploración taxonómica a distintos niveles jerárquicos y validación estadística mediante pruebas de hipótesis. Todo el análisis se implementó de forma reproducible utilizando Bash para la orquestación y el formateo de los datos, y R con RStudio, con el paquete phyloseq como componente central, para el análisis estadístico y la visualización.</w:t>
+        <w:t xml:space="preserve">El flujo de trabajo propuesto se diseñó como una canalización computacional modular organizada en cinco etapas secuenciales: preprocesamiento y control de calidad, cálculo de índices de diversidad alfa, cálculo de índices de diversidad beta, exploración taxonómica a distintos niveles jerárquicos y validación estadística mediante pruebas de hipótesis. Todo el análisis se implementó con Bash para la orquestación y el formateo de datos, y con R y el paquete phyloseq para el análisis estadístico y la visualización.</w:t>
       </w:r>
     </w:p>
     <w:bookmarkStart w:id="23" w:name="X9bdce1a286f1356cc2754477c6933f062851b1c"/>
@@ -656,23 +648,33 @@
         <w:pStyle w:val="FirstParagraph"/>
       </w:pPr>
       <w:r>
-        <w:t xml:space="preserve">Desde la perspectiva de la ingeniería de software, el flujo se implementó como una colección de scripts y cuadernos R Markdown numerados e independientes, uno por etapa, en la que cada módulo carga explícitamente su entrada, ejecuta una transformación bien delimitada y persiste sus salidas, ya sean figuras o tablas intermedias. Esta descomposición modular favorece la trazabilidad, la depuración y la reejecución selectiva, y permite tratar el análisis como un artefacto reproducible y versionable, en lugar de una secuencia de operaciones interactivas irrepetibles.</w:t>
-      </w:r>
-    </w:p>
-    <w:p>
-      <w:pPr>
-        <w:pStyle w:val="BodyText"/>
-      </w:pPr>
-      <w:r>
-        <w:t xml:space="preserve">La estructura de datos central es el objeto phyloseq (McMurdie y Holmes, 2013), un contenedor que integra de manera coherente cuatro componentes: la matriz de conteos (taxón × muestra), la tabla de taxonomía, que codifica la jerarquía reino → filo → clase → orden → familia → género → especie, los metadatos de las muestras y, cuando está disponible, el árbol filogenético. La matriz de conteos, altamente dispersa, se almacena e intercambia mediante el formato BIOM (McDonald et al., 2012), un estándar basado en JSON o HDF5 optimizado para matrices de observaciones biológicas de gran tamaño. Las operaciones del flujo, aglomeración por rango taxonómico, transformación a abundancias relativas y cálculo de matrices de disimilitud entre pares de muestras, tienen costos computacionales bien caracterizados; en particular, el cálculo de la diversidad beta es cuadrático en el número de muestras, del orden de O(n²·p) para n muestras y p taxones, lo que motiva las decisiones de filtrado y aglomeración adoptadas para mantener el análisis tratable.</w:t>
-      </w:r>
-    </w:p>
-    <w:p>
-      <w:pPr>
-        <w:pStyle w:val="BodyText"/>
-      </w:pPr>
-      <w:r>
-        <w:t xml:space="preserve">Para garantizar la reproducibilidad, todas las rutas se resolvieron de forma relativa a la raíz del proyecto, se fijó una semilla aleatoria en las etapas estocásticas que se reportan, como las ordenaciones NMDS, y se registraron las versiones de R y de los paquetes utilizados. El código completo se distribuye en un repositorio público con control de versiones, organizado por etapa y acompañado de documentación, de modo que los resultados y las figuras reportados puedan regenerarse a partir de los mismos datos de entrada.</w:t>
+        <w:t xml:space="preserve">El flujo se implementó como una colección de scripts y cuadernos R Markdown numerados e independientes, uno por etapa, en la que cada módulo carga su entrada, ejecuta una transformación delimitada y persiste sus salidas. Esta descomposición modular favorece la trazabilidad y la reejecución selectiva, y permite tratar el análisis como un artefacto reproducible y versionable.</w:t>
+      </w:r>
+    </w:p>
+    <w:p>
+      <w:pPr>
+        <w:pStyle w:val="BodyText"/>
+      </w:pPr>
+      <w:r>
+        <w:t xml:space="preserve">La estructura de datos central es el objeto phyloseq (McMurdie y Holmes, 2013), un contenedor que integra de manera coherente cuatro componentes: la matriz de conteos (taxón × muestra), la tabla de taxonomía, que codifica la jerarquía reino → filo → clase → orden → familia → género → especie, los metadatos de las muestras y, cuando está disponible, el árbol filogenético. La matriz de conteos, altamente dispersa, se almacena e intercambia mediante el formato BIOM (</w:t>
+      </w:r>
+      <w:r>
+        <w:rPr>
+          <w:iCs/>
+          <w:i/>
+        </w:rPr>
+        <w:t xml:space="preserve">Biological Observation Matrix</w:t>
+      </w:r>
+      <w:r>
+        <w:t xml:space="preserve">; McDonald et al., 2012), un estándar basado en JSON o HDF5 optimizado para matrices de observaciones biológicas de gran tamaño. El cálculo de la diversidad beta es cuadrático en el número de muestras, del orden de O(n²·p) para n muestras y p taxones, lo que motiva las decisiones de filtrado y aglomeración adoptadas.</w:t>
+      </w:r>
+    </w:p>
+    <w:p>
+      <w:pPr>
+        <w:pStyle w:val="BodyText"/>
+      </w:pPr>
+      <w:r>
+        <w:t xml:space="preserve">Para garantizar la reproducibilidad se fijó una semilla aleatoria en las etapas estocásticas, como las ordenaciones por escalamiento multidimensional no métrico (NMDS, por sus siglas en inglés), y se registraron las versiones de R y de los paquetes. El código se distribuye en un repositorio público con control de versiones, de modo que los resultados y las figuras puedan regenerarse a partir de los mismos datos.</w:t>
       </w:r>
     </w:p>
     <w:bookmarkEnd w:id="23"/>
@@ -700,7 +702,7 @@
         <w:t xml:space="preserve">Fragaria × ananassa</w:t>
       </w:r>
       <w:r>
-        <w:t xml:space="preserve">), proporcionados por la empresa Solena Ag, una compañía de biotecnología agrícola (AgTech) enfocada en el análisis y la mejora del microbioma del suelo mediante datos moleculares e inteligencia artificial. Las secuencias fueron entregadas en formato FASTQ, y los resultados de su clasificación taxonómica, obtenidos previamente con el clasificador Kraken (Wood y Salzberg, 2014), se entregaron como reportes por muestra, junto con los metadatos de cada una, incluida la variable de interés</w:t>
+        <w:t xml:space="preserve">), proporcionados por la empresa de biotecnología agrícola Solena Ag. Las secuencias fueron entregadas en formato FASTQ, y los resultados de su clasificación taxonómica, obtenidos previamente con el clasificador Kraken (Wood y Salzberg, 2014), se entregaron como reportes por muestra, junto con los metadatos de cada una, incluida la variable de interés</w:t>
       </w:r>
       <w:r>
         <w:t xml:space="preserve"> </w:t>
@@ -715,7 +717,7 @@
         <w:t xml:space="preserve">”</w:t>
       </w:r>
       <w:r>
-        <w:t xml:space="preserve">, con dos niveles: saludable y no saludable (planta marchita). A diferencia de los flujos basados en amplicones (16S rRNA o ITS), que suelen apoyarse en plataformas como QIIME 2 (Bolyen et al., 2019) y en bases de datos de referencia curadas como SILVA (Quast et al., 2013), este estudio partió de una clasificación taxonómica de tipo</w:t>
+        <w:t xml:space="preserve">, con dos niveles: saludable y no saludable (planta marchita). A diferencia de los flujos basados en amplicones (16S rRNA o ITS), este estudio partió de una clasificación taxonómica de tipo</w:t>
       </w:r>
       <w:r>
         <w:t xml:space="preserve"> </w:t>
@@ -731,7 +733,17 @@
         <w:t xml:space="preserve"> </w:t>
       </w:r>
       <w:r>
-        <w:t xml:space="preserve">generada con Kraken sobre la taxonomía del NCBI, lo que condiciona las decisiones de preprocesamiento que se describen a continuación.</w:t>
+        <w:t xml:space="preserve">generada con Kraken sobre la taxonomía del NCBI (</w:t>
+      </w:r>
+      <w:r>
+        <w:rPr>
+          <w:iCs/>
+          <w:i/>
+        </w:rPr>
+        <w:t xml:space="preserve">National Center for Biotechnology Information</w:t>
+      </w:r>
+      <w:r>
+        <w:t xml:space="preserve">).</w:t>
       </w:r>
     </w:p>
     <w:bookmarkEnd w:id="24"/>
@@ -749,19 +761,7 @@
         <w:pStyle w:val="FirstParagraph"/>
       </w:pPr>
       <w:r>
-        <w:t xml:space="preserve">El conjunto de datos original comprendía 58 muestras: 18 etiquetadas como no saludables y 40 como saludables. Antes de cualquier análisis de diversidad se llevó a cabo un proceso de control de calidad basado en una tabla resumen proporcionada por Solena Ag, construida a partir de fastp y de la salida de Kraken, que reportaba para cada muestra el número de lecturas antes y después del filtrado de calidad, el porcentaje de bases con calidad Phred superior a 30 antes y después del filtrado, el número de lecturas de baja calidad, el número de lecturas descartadas por contener bases ambiguas (</w:t>
-      </w:r>
-      <w:r>
-        <w:t xml:space="preserve">“</w:t>
-      </w:r>
-      <w:r>
-        <w:t xml:space="preserve">N</w:t>
-      </w:r>
-      <w:r>
-        <w:t xml:space="preserve">”</w:t>
-      </w:r>
-      <w:r>
-        <w:t xml:space="preserve">), el número de lecturas descartadas por longitud insuficiente, el porcentaje de duplicación, la longitud promedio de las lecturas (R1 y R2) y el porcentaje de lecturas efectivamente clasificadas.</w:t>
+        <w:t xml:space="preserve">El conjunto de datos original comprendía 58 muestras: 18 etiquetadas como no saludables y 40 como saludables. Antes de cualquier análisis de diversidad se llevó a cabo un proceso de control de calidad basado en una tabla resumen proporcionada por Solena Ag, construida a partir de fastp y de la salida de Kraken, que reportaba para cada muestra el número de lecturas antes y después del filtrado, el porcentaje de bases con calidad Phred superior a 30, las lecturas descartadas por baja calidad, bases ambiguas o longitud insuficiente, el porcentaje de duplicación, la longitud promedio de las lecturas y el porcentaje de lecturas clasificadas.</w:t>
       </w:r>
     </w:p>
     <w:p>
@@ -777,17 +777,7 @@
         <w:pStyle w:val="BodyText"/>
       </w:pPr>
       <w:r>
-        <w:t xml:space="preserve">Los reportes de Kraken se convirtieron al formato estándar BIOM (</w:t>
-      </w:r>
-      <w:r>
-        <w:rPr>
-          <w:iCs/>
-          <w:i/>
-        </w:rPr>
-        <w:t xml:space="preserve">Biological Observation Matrix</w:t>
-      </w:r>
-      <w:r>
-        <w:t xml:space="preserve">; McDonald et al., 2012) con la herramienta kraken-biom, lo que permitió almacenar de manera eficiente e interoperable las matrices de abundancia y sus metadatos asociados. A partir del archivo BIOM y de los metadatos, los datos filtrados se estructuraron como un objeto phyloseq (McMurdie y Holmes, 2013). El flujo de datos completo siguió la secuencia FASTQ (secuencias crudas) → reportes de Kraken (clasificación taxonómica) → BIOM → objeto phyloseq.</w:t>
+        <w:t xml:space="preserve">Los reportes de Kraken se convirtieron al formato BIOM con la herramienta kraken-biom, lo que permitió almacenar de manera eficiente e interoperable las matrices de abundancia y sus metadatos asociados. A partir del archivo BIOM y de los metadatos, los datos filtrados se estructuraron como un objeto phyloseq (McMurdie y Holmes, 2013). El flujo de datos completo siguió la secuencia FASTQ (secuencias crudas) → reportes de Kraken (clasificación taxonómica) → BIOM → objeto phyloseq.</w:t>
       </w:r>
     </w:p>
     <w:bookmarkEnd w:id="25"/>
@@ -847,49 +837,182 @@
           <w:tab w:val="right" w:pos="8504"/>
         </w:tabs>
         <w:spacing w:before="120" w:after="120" w:line="360" w:lineRule="auto"/>
-      </w:pPr>
-      <w:r>
-        <w:rPr>
-          <w:rFonts w:ascii="Times New Roman" w:hAnsi="Times New Roman" w:cs="Times New Roman"/>
+        <w:jc w:val="left"/>
+      </w:pPr>
+      <w:r>
+        <w:tab/>
+      </w:r>
+      <m:oMath>
+        <m:sSub>
+          <m:e>
+            <m:r>
+              <m:t>S</m:t>
+            </m:r>
+          </m:e>
+          <m:sub>
+            <m:r>
+              <m:rPr>
+                <m:sty m:val="p"/>
+              </m:rPr>
+              <m:t>C</m:t>
+            </m:r>
+            <m:r>
+              <m:rPr>
+                <m:sty m:val="p"/>
+              </m:rPr>
+              <m:t>h</m:t>
+            </m:r>
+            <m:r>
+              <m:rPr>
+                <m:sty m:val="p"/>
+              </m:rPr>
+              <m:t>a</m:t>
+            </m:r>
+            <m:r>
+              <m:rPr>
+                <m:sty m:val="p"/>
+              </m:rPr>
+              <m:t>o</m:t>
+            </m:r>
+            <m:r>
+              <m:rPr>
+                <m:sty m:val="p"/>
+              </m:rPr>
+              <m:t>1</m:t>
+            </m:r>
+          </m:sub>
+        </m:sSub>
+        <m:r>
+          <m:rPr>
+            <m:sty m:val="p"/>
+          </m:rPr>
+          <m:t>=</m:t>
+        </m:r>
+        <m:sSub>
+          <m:e>
+            <m:r>
+              <m:t>S</m:t>
+            </m:r>
+          </m:e>
+          <m:sub>
+            <m:r>
+              <m:rPr>
+                <m:sty m:val="p"/>
+              </m:rPr>
+              <m:t>o</m:t>
+            </m:r>
+            <m:r>
+              <m:rPr>
+                <m:sty m:val="p"/>
+              </m:rPr>
+              <m:t>b</m:t>
+            </m:r>
+            <m:r>
+              <m:rPr>
+                <m:sty m:val="p"/>
+              </m:rPr>
+              <m:t>s</m:t>
+            </m:r>
+          </m:sub>
+        </m:sSub>
+        <m:r>
+          <m:rPr>
+            <m:sty m:val="p"/>
+          </m:rPr>
+          <m:t>+</m:t>
+        </m:r>
+        <m:f>
+          <m:fPr>
+            <m:type m:val="bar"/>
+          </m:fPr>
+          <m:num>
+            <m:sSub>
+              <m:e>
+                <m:r>
+                  <m:t>F</m:t>
+                </m:r>
+              </m:e>
+              <m:sub>
+                <m:r>
+                  <m:t>1</m:t>
+                </m:r>
+              </m:sub>
+            </m:sSub>
+            <m:d>
+              <m:dPr>
+                <m:begChr m:val="("/>
+                <m:sepChr m:val=""/>
+                <m:endChr m:val=")"/>
+                <m:grow/>
+              </m:dPr>
+              <m:e>
+                <m:sSub>
+                  <m:e>
+                    <m:r>
+                      <m:t>F</m:t>
+                    </m:r>
+                  </m:e>
+                  <m:sub>
+                    <m:r>
+                      <m:t>1</m:t>
+                    </m:r>
+                  </m:sub>
+                </m:sSub>
+                <m:r>
+                  <m:rPr>
+                    <m:sty m:val="p"/>
+                  </m:rPr>
+                  <m:t>−</m:t>
+                </m:r>
+                <m:r>
+                  <m:t>1</m:t>
+                </m:r>
+              </m:e>
+            </m:d>
+          </m:num>
+          <m:den>
+            <m:r>
+              <m:t>2</m:t>
+            </m:r>
+            <m:d>
+              <m:dPr>
+                <m:begChr m:val="("/>
+                <m:sepChr m:val=""/>
+                <m:endChr m:val=")"/>
+                <m:grow/>
+              </m:dPr>
+              <m:e>
+                <m:sSub>
+                  <m:e>
+                    <m:r>
+                      <m:t>F</m:t>
+                    </m:r>
+                  </m:e>
+                  <m:sub>
+                    <m:r>
+                      <m:t>2</m:t>
+                    </m:r>
+                  </m:sub>
+                </m:sSub>
+                <m:r>
+                  <m:rPr>
+                    <m:sty m:val="p"/>
+                  </m:rPr>
+                  <m:t>+</m:t>
+                </m:r>
+                <m:r>
+                  <m:t>1</m:t>
+                </m:r>
+              </m:e>
+            </m:d>
+          </m:den>
+        </m:f>
+      </m:oMath>
+      <w:r>
+        <w:rPr>
+          <w:rFonts w:ascii="Times New Roman" w:hAnsi="Times New Roman" w:eastAsia="Times New Roman" w:cs="Times New Roman"/>
           <w:sz w:val="24"/>
-        </w:rPr>
-        <w:tab/>
-        <w:t xml:space="preserve">S</w:t>
-      </w:r>
-      <w:r>
-        <w:rPr>
-          <w:rFonts w:ascii="Times New Roman" w:hAnsi="Times New Roman" w:cs="Times New Roman"/>
-          <w:sz w:val="24"/>
-          <w:vertAlign w:val="subscript"/>
-        </w:rPr>
-        <w:t>Chao1</w:t>
-      </w:r>
-      <w:r>
-        <w:rPr>
-          <w:rFonts w:ascii="Times New Roman" w:hAnsi="Times New Roman" w:cs="Times New Roman"/>
-          <w:sz w:val="24"/>
-        </w:rPr>
-        <w:t xml:space="preserve"> = S</w:t>
-      </w:r>
-      <w:r>
-        <w:rPr>
-          <w:rFonts w:ascii="Times New Roman" w:hAnsi="Times New Roman" w:cs="Times New Roman"/>
-          <w:sz w:val="24"/>
-          <w:vertAlign w:val="subscript"/>
-        </w:rPr>
-        <w:t>obs</w:t>
-      </w:r>
-      <w:r>
-        <w:rPr>
-          <w:rFonts w:ascii="Times New Roman" w:hAnsi="Times New Roman" w:cs="Times New Roman"/>
-          <w:sz w:val="24"/>
-        </w:rPr>
-        <w:t xml:space="preserve"> + F₁(F₁ − 1) / [2(F₂ + 1)]</w:t>
-      </w:r>
-      <w:r>
-        <w:rPr>
-          <w:rFonts w:ascii="Times New Roman" w:hAnsi="Times New Roman" w:cs="Times New Roman"/>
-          <w:sz w:val="24"/>
+          <w:szCs w:val="24"/>
         </w:rPr>
         <w:tab/>
         <w:t>(1)</w:t>
@@ -935,14 +1058,93 @@
           <w:tab w:val="right" w:pos="8504"/>
         </w:tabs>
         <w:spacing w:before="120" w:after="120" w:line="360" w:lineRule="auto"/>
-      </w:pPr>
-      <w:r>
-        <w:rPr>
-          <w:rFonts w:ascii="Times New Roman" w:hAnsi="Times New Roman" w:cs="Times New Roman"/>
+        <w:jc w:val="left"/>
+      </w:pPr>
+      <w:r>
+        <w:tab/>
+      </w:r>
+      <m:oMath>
+        <m:r>
+          <m:t>H</m:t>
+        </m:r>
+        <m:r>
+          <m:rPr>
+            <m:sty m:val="p"/>
+          </m:rPr>
+          <m:t>=</m:t>
+        </m:r>
+        <m:r>
+          <m:rPr>
+            <m:sty m:val="p"/>
+          </m:rPr>
+          <m:t>−</m:t>
+        </m:r>
+        <m:nary>
+          <m:naryPr>
+            <m:chr m:val="∑"/>
+            <m:limLoc m:val="undOvr"/>
+            <m:subHide m:val="off"/>
+            <m:supHide m:val="off"/>
+          </m:naryPr>
+          <m:sub>
+            <m:r>
+              <m:t>i</m:t>
+            </m:r>
+            <m:r>
+              <m:rPr>
+                <m:sty m:val="p"/>
+              </m:rPr>
+              <m:t>=</m:t>
+            </m:r>
+            <m:r>
+              <m:t>1</m:t>
+            </m:r>
+          </m:sub>
+          <m:sup>
+            <m:r>
+              <m:t>S</m:t>
+            </m:r>
+          </m:sup>
+          <m:e>
+            <m:sSub>
+              <m:e>
+                <m:r>
+                  <m:t>p</m:t>
+                </m:r>
+              </m:e>
+              <m:sub>
+                <m:r>
+                  <m:t>i</m:t>
+                </m:r>
+              </m:sub>
+            </m:sSub>
+          </m:e>
+        </m:nary>
+        <m:r>
+          <m:rPr>
+            <m:sty m:val="p"/>
+          </m:rPr>
+          <m:t>ln</m:t>
+        </m:r>
+        <m:sSub>
+          <m:e>
+            <m:r>
+              <m:t>p</m:t>
+            </m:r>
+          </m:e>
+          <m:sub>
+            <m:r>
+              <m:t>i</m:t>
+            </m:r>
+          </m:sub>
+        </m:sSub>
+      </m:oMath>
+      <w:r>
+        <w:rPr>
+          <w:rFonts w:ascii="Times New Roman" w:hAnsi="Times New Roman" w:eastAsia="Times New Roman" w:cs="Times New Roman"/>
           <w:sz w:val="24"/>
-        </w:rPr>
-        <w:tab/>
-        <w:t xml:space="preserve">H = −Σ pᵢ ln pᵢ</w:t>
+          <w:szCs w:val="24"/>
+        </w:rPr>
         <w:tab/>
         <w:t>(2)</w:t>
       </w:r>
@@ -977,14 +1179,83 @@
           <w:tab w:val="right" w:pos="8504"/>
         </w:tabs>
         <w:spacing w:before="120" w:after="120" w:line="360" w:lineRule="auto"/>
-      </w:pPr>
-      <w:r>
-        <w:rPr>
-          <w:rFonts w:ascii="Times New Roman" w:hAnsi="Times New Roman" w:cs="Times New Roman"/>
+        <w:jc w:val="left"/>
+      </w:pPr>
+      <w:r>
+        <w:tab/>
+      </w:r>
+      <m:oMath>
+        <m:r>
+          <m:t>D</m:t>
+        </m:r>
+        <m:r>
+          <m:rPr>
+            <m:sty m:val="p"/>
+          </m:rPr>
+          <m:t>=</m:t>
+        </m:r>
+        <m:r>
+          <m:t>1</m:t>
+        </m:r>
+        <m:r>
+          <m:rPr>
+            <m:sty m:val="p"/>
+          </m:rPr>
+          <m:t>−</m:t>
+        </m:r>
+        <m:nary>
+          <m:naryPr>
+            <m:chr m:val="∑"/>
+            <m:limLoc m:val="undOvr"/>
+            <m:subHide m:val="off"/>
+            <m:supHide m:val="off"/>
+          </m:naryPr>
+          <m:sub>
+            <m:r>
+              <m:t>i</m:t>
+            </m:r>
+            <m:r>
+              <m:rPr>
+                <m:sty m:val="p"/>
+              </m:rPr>
+              <m:t>=</m:t>
+            </m:r>
+            <m:r>
+              <m:t>1</m:t>
+            </m:r>
+          </m:sub>
+          <m:sup>
+            <m:r>
+              <m:t>S</m:t>
+            </m:r>
+          </m:sup>
+          <m:e>
+            <m:sSubSup>
+              <m:e>
+                <m:r>
+                  <m:t>p</m:t>
+                </m:r>
+              </m:e>
+              <m:sub>
+                <m:r>
+                  <m:t>i</m:t>
+                </m:r>
+              </m:sub>
+              <m:sup>
+                <m:r>
+                  <m:t>2</m:t>
+                </m:r>
+              </m:sup>
+            </m:sSubSup>
+          </m:e>
+        </m:nary>
+      </m:oMath>
+      <w:r>
+        <w:rPr>
+          <w:rFonts w:ascii="Times New Roman" w:hAnsi="Times New Roman" w:eastAsia="Times New Roman" w:cs="Times New Roman"/>
           <w:sz w:val="24"/>
-        </w:rPr>
-        <w:tab/>
-        <w:t xml:space="preserve">D = 1 − Σ pᵢ²</w:t>
+          <w:szCs w:val="24"/>
+        </w:rPr>
         <w:tab/>
         <w:t>(3)</w:t>
       </w:r>
@@ -1020,7 +1291,7 @@
         <w:pStyle w:val="FirstParagraph"/>
       </w:pPr>
       <w:r>
-        <w:t xml:space="preserve">La diversidad beta evalúa cuán similares o diferentes son las comunidades microbianas entre pares de muestras. Antes de su cálculo, las abundancias absolutas se transformaron en abundancias relativas por muestra, mediante la función de transformación de conteos de phyloseq, para corregir las diferencias de profundidad de secuenciación entre metagenomas. Sobre estos datos se calcularon cinco medidas de distancia o disimilitud: Bray-Curtis (Bray y Curtis, 1957), Jaccard en su versión cuantitativa, Euclidiana, Manhattan y la divergencia de Jensen-Shannon, y los resultados se visualizaron mediante escalamiento multidimensional no métrico (NMDS). Al igual que en la diversidad alfa, este análisis se replicó tanto a nivel de la comunidad completa como en los subconjuntos taxonómicos por reino, filo, familia, género y especie.</w:t>
+        <w:t xml:space="preserve">La diversidad beta evalúa cuán similares o diferentes son las comunidades microbianas entre pares de muestras. Antes de su cálculo, las abundancias absolutas se transformaron en abundancias relativas por muestra, mediante la función de transformación de conteos de phyloseq, para corregir las diferencias de profundidad de secuenciación entre metagenomas. Sobre estos datos se calcularon cinco medidas de distancia o disimilitud: Bray-Curtis (Bray y Curtis, 1957), Jaccard en su versión cuantitativa, Euclidiana, Manhattan y la divergencia de Jensen-Shannon, y los resultados se visualizaron mediante ordenaciones NMDS. Al igual que en la diversidad alfa, este análisis se replicó tanto a nivel de la comunidad completa como en los subconjuntos taxonómicos por reino, filo, familia, género y especie.</w:t>
       </w:r>
     </w:p>
     <w:bookmarkEnd w:id="27"/>
@@ -1038,7 +1309,7 @@
         <w:pStyle w:val="FirstParagraph"/>
       </w:pPr>
       <w:r>
-        <w:t xml:space="preserve">Se generaron gráficos de barras de abundancia absoluta y relativa, con las muestras en el eje horizontal y la abundancia en el eje vertical, diferenciando visualmente las muestras saludables de las no saludables. Este análisis se realizó de manera jerárquica: primero a nivel del conjunto completo de datos (filo) y posteriormente, de forma independiente, para los subconjuntos Bacteria y Eukaryota en los niveles de filo, familia, género y especie, con el fin de identificar taxones cuya abundancia relativa difiriera de manera visualmente consistente entre los dos estados de salud.</w:t>
+        <w:t xml:space="preserve">Se generaron gráficos de barras de abundancia absoluta y relativa por muestra, diferenciando las muestras saludables de las no saludables, primero para el conjunto completo (filo) y luego para los subconjuntos Bacteria y Eukaryota en los niveles de filo, familia, género y especie, con el fin de identificar taxones cuya abundancia relativa difiriera de manera consistente entre los dos estados de salud.</w:t>
       </w:r>
     </w:p>
     <w:bookmarkEnd w:id="28"/>
@@ -1087,7 +1358,7 @@
         <w:pStyle w:val="FirstParagraph"/>
       </w:pPr>
       <w:r>
-        <w:t xml:space="preserve">Además de la transformación a abundancias relativas, se evaluaron la normalización de la tabla de conteos con edgeR (Robinson et al., 2010) y la rarefacción como estrategias para igualar la profundidad de secuenciación, así como curvas de rarefacción para verificar la saturación del muestreo. Como exploración complementaria, se generaron redes de coocurrencia entre muestras a partir de la distancia de Jaccard, para inspeccionar si la conectividad por sí sola revelaba una separación entre estados de salud. Todo el código de preprocesamiento, cálculo de índices y pruebas estadísticas se documentó en cuadernos R Markdown y scripts de Bash reproducibles, lo que permite auditar y replicar cada uno de los resultados que se reportan en la siguiente sección.</w:t>
+        <w:t xml:space="preserve">Además de la transformación a abundancias relativas, se evaluaron la normalización de la tabla de conteos con edgeR (Robinson et al., 2010) y la rarefacción como estrategias para igualar la profundidad de secuenciación, así como curvas de rarefacción para verificar la saturación del muestreo. Como exploración complementaria se generaron redes de coocurrencia entre muestras a partir de la distancia de Jaccard.</w:t>
       </w:r>
     </w:p>
     <w:p>
@@ -1149,7 +1420,7 @@
         <w:t xml:space="preserve"> </w:t>
       </w:r>
       <w:r>
-        <w:t xml:space="preserve">para estimar la riqueza total permitió apreciar con mayor nitidez la diferencia de riqueza entre grupos. Cabe señalar que, aunque esta diferencia fue perceptible visualmente, su magnitud no fue marcadamente grande, lo que anticipó los resultados no concluyentes de las pruebas de hipótesis presentadas más adelante.</w:t>
+        <w:t xml:space="preserve">para estimar la riqueza total permitió apreciar con mayor nitidez la diferencia de riqueza entre grupos. Aunque perceptible, la diferencia no fue grande, lo que anticipó los resultados de las pruebas de hipótesis.</w:t>
       </w:r>
     </w:p>
     <w:p>
@@ -1160,7 +1431,7 @@
       <w:r>
         <w:drawing>
           <wp:inline>
-            <wp:extent cx="5334000" cy="2666247"/>
+            <wp:extent cx="3599999" cy="1799491"/>
             <wp:effectExtent b="0" l="0" r="0" t="0"/>
             <wp:docPr descr="" title="" id="32" name="Picture"/>
             <a:graphic>
@@ -1181,7 +1452,7 @@
                   <pic:spPr bwMode="auto">
                     <a:xfrm>
                       <a:off x="0" y="0"/>
-                      <a:ext cx="5334000" cy="2666247"/>
+                      <a:ext cx="3599999" cy="1799491"/>
                     </a:xfrm>
                     <a:prstGeom prst="rect">
                       <a:avLst/>
@@ -1262,7 +1533,7 @@
       <w:r>
         <w:drawing>
           <wp:inline>
-            <wp:extent cx="5334000" cy="2843896"/>
+            <wp:extent cx="3599999" cy="1919390"/>
             <wp:effectExtent b="0" l="0" r="0" t="0"/>
             <wp:docPr descr="" title="" id="36" name="Picture"/>
             <a:graphic>
@@ -1283,7 +1554,7 @@
                   <pic:spPr bwMode="auto">
                     <a:xfrm>
                       <a:off x="0" y="0"/>
-                      <a:ext cx="5334000" cy="2843896"/>
+                      <a:ext cx="3599999" cy="1919390"/>
                     </a:xfrm>
                     <a:prstGeom prst="rect">
                       <a:avLst/>
@@ -1335,7 +1606,7 @@
         <w:t xml:space="preserve"> </w:t>
       </w:r>
       <w:r>
-        <w:t xml:space="preserve">A) Bray-Curtis. B) Jaccard. C) Euclidiana. D) Manhattan. E) Jensen-Shannon. En ninguna de las cinco medidas se observa una separación nítida entre las muestras saludables (rojo) y no saludables (turquesa), lo que indica una amplia superposición en la composición microbiana global entre ambos grupos. Elaboración propia a partir de datos de Solena Ag.</w:t>
+        <w:t xml:space="preserve">A) Bray-Curtis. B) Jaccard. C) Euclidiana. D) Manhattan. E) Jensen-Shannon. En ninguna medida se observa una separación nítida entre muestras saludables (rojo) y no saludables (turquesa). Elaboración propia a partir de datos de Solena Ag.</w:t>
       </w:r>
     </w:p>
     <w:bookmarkEnd w:id="38"/>
@@ -1364,7 +1635,7 @@
       <w:r>
         <w:drawing>
           <wp:inline>
-            <wp:extent cx="5334000" cy="3378350"/>
+            <wp:extent cx="3599999" cy="2280101"/>
             <wp:effectExtent b="0" l="0" r="0" t="0"/>
             <wp:docPr descr="" title="" id="40" name="Picture"/>
             <a:graphic>
@@ -1385,7 +1656,7 @@
                   <pic:spPr bwMode="auto">
                     <a:xfrm>
                       <a:off x="0" y="0"/>
-                      <a:ext cx="5334000" cy="3378350"/>
+                      <a:ext cx="3599999" cy="2280101"/>
                     </a:xfrm>
                     <a:prstGeom prst="rect">
                       <a:avLst/>
@@ -1587,7 +1858,7 @@
       <w:r>
         <w:drawing>
           <wp:inline>
-            <wp:extent cx="5334000" cy="3021546"/>
+            <wp:extent cx="3599999" cy="2039288"/>
             <wp:effectExtent b="0" l="0" r="0" t="0"/>
             <wp:docPr descr="" title="" id="44" name="Picture"/>
             <a:graphic>
@@ -1608,7 +1879,7 @@
                   <pic:spPr bwMode="auto">
                     <a:xfrm>
                       <a:off x="0" y="0"/>
-                      <a:ext cx="5334000" cy="3021546"/>
+                      <a:ext cx="3599999" cy="2039288"/>
                     </a:xfrm>
                     <a:prstGeom prst="rect">
                       <a:avLst/>
@@ -1713,7 +1984,7 @@
         <w:pStyle w:val="BodyText"/>
       </w:pPr>
       <w:r>
-        <w:t xml:space="preserve">En cuanto a la diversidad, tanto alfa como beta, calculada dentro de cada nivel taxonómico, la diversidad alfa de Eukaryota reveló una microbiota más equilibrada en las plantas saludables frente a una mayor dominancia de taxones potencialmente patógenos en las no saludables, mientras que la diversidad alfa de Bacteria mostró un patrón similar, con mayor diversidad y equilibrio en las muestras saludables en todos los niveles taxonómicos evaluados. Respecto a la diversidad beta por nivel taxonómico, ninguna de las particiones (filo, familia, género, especie) logró una separación completa entre grupos; sin embargo, la medida de Bray-Curtis mostró diferencias composicionales más evidentes precisamente en los niveles más finos (género y especie), lo que refuerza el valor de la desagregación taxonómica frente al análisis de la comunidad completa como estrategia para identificar biomarcadores candidatos.</w:t>
+        <w:t xml:space="preserve">En cuanto a la diversidad, tanto alfa como beta, calculada dentro de cada nivel taxonómico, la diversidad alfa de Eukaryota reveló una microbiota más equilibrada en las plantas saludables frente a una mayor dominancia de taxones potencialmente patógenos en las no saludables, mientras que la diversidad alfa de Bacteria mostró un patrón similar, con mayor diversidad y equilibrio en las muestras saludables en todos los niveles taxonómicos evaluados. Respecto a la diversidad beta por nivel taxonómico, ninguna de las particiones (filo, familia, género, especie) logró una separación completa entre grupos; sin embargo, la medida de Bray-Curtis mostró diferencias composicionales más evidentes precisamente en los niveles más finos (género y especie), lo que refuerza el valor de la desagregación taxonómica para identificar biomarcadores candidatos.</w:t>
       </w:r>
     </w:p>
     <w:bookmarkEnd w:id="46"/>
@@ -1763,7 +2034,7 @@
       <w:r>
         <w:drawing>
           <wp:inline>
-            <wp:extent cx="5334000" cy="2843896"/>
+            <wp:extent cx="3599999" cy="1919390"/>
             <wp:effectExtent b="0" l="0" r="0" t="0"/>
             <wp:docPr descr="" title="" id="48" name="Picture"/>
             <a:graphic>
@@ -1784,7 +2055,7 @@
                   <pic:spPr bwMode="auto">
                     <a:xfrm>
                       <a:off x="0" y="0"/>
-                      <a:ext cx="5334000" cy="2843896"/>
+                      <a:ext cx="3599999" cy="1919390"/>
                     </a:xfrm>
                     <a:prstGeom prst="rect">
                       <a:avLst/>
@@ -1842,15 +2113,15 @@
         <w:t xml:space="preserve"> </w:t>
       </w:r>
       <w:r>
-        <w:t xml:space="preserve">A) Distribución de los valores del índice de Shannon en los grupos saludable y no saludable, con la media de cada grupo indicada por la línea punteada. B) Distribución t bajo el supuesto de varianzas iguales (t calculado = 3.31, gl = 51); el estadístico observado cae en la región de rechazo (α = 0.05). C) Distribución t bajo el supuesto de varianzas distintas (t calculado = 2.71, gl = 21); el estadístico observado también cae en la región de rechazo. Elaboración propia a partir de datos de Solena Ag.</w:t>
-      </w:r>
-    </w:p>
-    <w:p>
-      <w:pPr>
-        <w:pStyle w:val="BodyText"/>
-      </w:pPr>
-      <w:r>
-        <w:t xml:space="preserve">Finalmente, la prueba de suma de rangos de Wilcoxon-Mann-Whitney sobre el índice de Shannon a nivel de la comunidad completa arrojó un estadístico W = 376 y un valor p = 0.2586 (Figura 6), con un intervalo de confianza del 95 % para la diferencia de ubicación central entre −0.0124 y 0.0561, y una estimación puntual de esa diferencia de 0.017 unidades a favor del grupo saludable. Dado que el intervalo de confianza incluye el cero, no hay evidencia estadística suficiente para rechazar la hipótesis nula de igualdad de ubicación central de las distribuciones del índice de Shannon entre ambos grupos. Este resultado no paramétrico corrobora la conclusión obtenida con la prueba t: con el tamaño de muestra disponible no fue posible establecer una diferencia globalmente significativa en la diversidad de Shannon entre plantas saludables y no saludables, mientras que la señal específica de la comunidad de géneros eucariotas sí resultó significativa.</w:t>
+        <w:t xml:space="preserve">A) Distribución del índice de Shannon en cada grupo, con la media indicada por la línea punteada. B) Distribución t con varianzas iguales (t = 3.31, gl = 51). C) Distribución t con varianzas distintas (t = 2.71, gl = 21). En ambos casos el estadístico cae en la región de rechazo (α = 0.05). Elaboración propia a partir de datos de Solena Ag.</w:t>
+      </w:r>
+    </w:p>
+    <w:p>
+      <w:pPr>
+        <w:pStyle w:val="BodyText"/>
+      </w:pPr>
+      <w:r>
+        <w:t xml:space="preserve">Finalmente, la prueba de suma de rangos de Wilcoxon-Mann-Whitney sobre el índice de Shannon a nivel de la comunidad completa arrojó un estadístico W = 376 y un valor p = 0.2586 (Figura 6), con un intervalo de confianza del 95 % para la diferencia de ubicación central entre −0.0124 y 0.0561, y una estimación puntual de esa diferencia de 0.017 unidades a favor del grupo saludable. Dado que el intervalo de confianza incluye el cero, no hay evidencia estadística suficiente para rechazar la hipótesis nula de igualdad de ubicación central de las distribuciones del índice de Shannon entre ambos grupos. Este resultado corrobora la conclusión de la prueba t: con el tamaño de muestra disponible no fue posible establecer una diferencia global significativa, mientras que la señal de los géneros eucariotas sí resultó significativa.</w:t>
       </w:r>
     </w:p>
     <w:p>
@@ -1861,7 +2132,7 @@
       <w:r>
         <w:drawing>
           <wp:inline>
-            <wp:extent cx="5334000" cy="2666247"/>
+            <wp:extent cx="3599999" cy="1799491"/>
             <wp:effectExtent b="0" l="0" r="0" t="0"/>
             <wp:docPr descr="" title="" id="51" name="Picture"/>
             <a:graphic>
@@ -1882,7 +2153,7 @@
                   <pic:spPr bwMode="auto">
                     <a:xfrm>
                       <a:off x="0" y="0"/>
-                      <a:ext cx="5334000" cy="2666247"/>
+                      <a:ext cx="3599999" cy="1799491"/>
                     </a:xfrm>
                     <a:prstGeom prst="rect">
                       <a:avLst/>
@@ -2038,7 +2309,7 @@
         <w:t xml:space="preserve">Paenibacillus</w:t>
       </w:r>
       <w:r>
-        <w:t xml:space="preserve">. No obstante, ni la diversidad alfa global (Chao1, Shannon, Simpson) ni la diversidad beta global (Bray-Curtis, Jaccard, Euclidiana, Manhattan, Jensen-Shannon) permitieron una separación estadísticamente robusta entre grupos, y las pruebas de hipótesis sobre el índice de Shannon a nivel de la comunidad completa, tanto la t de Student como la de Mann-Whitney, no alcanzaron significancia al nivel α = 0.05.</w:t>
+        <w:t xml:space="preserve">. No obstante, ni la diversidad alfa ni la beta globales permitieron una separación estadísticamente robusta entre grupos, y las pruebas t de Student y de Mann-Whitney sobre el índice de Shannon de la comunidad completa no alcanzaron significancia al nivel α = 0.05.</w:t>
       </w:r>
     </w:p>
     <w:p>
@@ -2059,25 +2330,33 @@
         <w:t xml:space="preserve">Fusarium</w:t>
       </w:r>
       <w:r>
-        <w:t xml:space="preserve">, cuya diferencia de diversidad sí resultó significativa al analizarse por separado. En segundo lugar, el tamaño de muestra y su desbalance (35 muestras saludables frente a 18 no saludables), junto con la diferencia observada en la profundidad de secuenciación entre grupos, reducen la potencia estadística disponible para detectar diferencias moderadas. En tercer lugar, los microbiomas rizosféricos agrícolas están sujetos a múltiples fuentes de variabilidad no controladas en este estudio, como la variación entre lotes de cultivo, las prácticas de manejo y las condiciones edafoclimáticas, que pueden introducir ruido adicional sobre la señal estrictamente asociada con el estado de salud de la planta.</w:t>
-      </w:r>
-    </w:p>
-    <w:p>
-      <w:pPr>
-        <w:pStyle w:val="BodyText"/>
-      </w:pPr>
-      <w:r>
-        <w:t xml:space="preserve">Estos hallazgos son consistentes con la literatura reciente sobre microbiomas de fresa, que reporta diferencias taxonómicas específicas entre rizósferas saludables y no saludables, incluidos taxones benéficos como</w:t>
-      </w:r>
-      <w:r>
-        <w:t xml:space="preserve"> </w:t>
-      </w:r>
-      <w:r>
-        <w:rPr>
-          <w:iCs/>
-          <w:i/>
-        </w:rPr>
-        <w:t xml:space="preserve">Pseudomonas monteilii</w:t>
+        <w:t xml:space="preserve">, cuya diferencia de diversidad sí resultó significativa al analizarse por separado. En segundo lugar, el tamaño de muestra y su desbalance (35 muestras saludables frente a 18 no saludables), junto con la diferencia observada en la profundidad de secuenciación entre grupos, reducen la potencia estadística disponible para detectar diferencias moderadas. En tercer lugar, los microbiomas rizosféricos están sujetos a fuentes de variabilidad no controladas en este estudio, como los lotes de cultivo, las prácticas de manejo y las condiciones edafoclimáticas, que añaden ruido a la señal asociada con el estado de salud.</w:t>
+      </w:r>
+    </w:p>
+    <w:p>
+      <w:pPr>
+        <w:pStyle w:val="BodyText"/>
+      </w:pPr>
+      <w:r>
+        <w:t xml:space="preserve">Estos hallazgos son consistentes con la literatura reciente sobre microbiomas de fresa, que reporta diferencias taxonómicas específicas entre rizósferas saludables y no saludables (Nam et al., 2023; Siegieda et al., 2024), sin que ello implique diferencias de diversidad globalmente robustas. En conjunto, estos resultados refuerzan la idea de que el estado de salud de un cultivo no se refleja de manera uniforme en toda la comunidad microbiana, sino en subconjuntos taxonómicos específicos, lo que respalda metodológicamente la estrategia de exploración multinivel adoptada en este trabajo frente a un análisis limitado a la comunidad completa.</w:t>
+      </w:r>
+    </w:p>
+    <w:p>
+      <w:pPr>
+        <w:pStyle w:val="BodyText"/>
+      </w:pPr>
+      <w:r>
+        <w:t xml:space="preserve">Desde la perspectiva de la agricultura de precisión, los taxones biomarcadores candidatos, positivos como</w:t>
+      </w:r>
+      <w:r>
+        <w:t xml:space="preserve"> </w:t>
+      </w:r>
+      <w:r>
+        <w:rPr>
+          <w:iCs/>
+          <w:i/>
+        </w:rPr>
+        <w:t xml:space="preserve">Pseudomonas</w:t>
       </w:r>
       <w:r>
         <w:t xml:space="preserve">,</w:t>
@@ -2090,7 +2369,7 @@
           <w:iCs/>
           <w:i/>
         </w:rPr>
-        <w:t xml:space="preserve">Bacillus subtilis</w:t>
+        <w:t xml:space="preserve">Bacillus</w:t>
       </w:r>
       <w:r>
         <w:t xml:space="preserve"> </w:t>
@@ -2106,23 +2385,20 @@
           <w:iCs/>
           <w:i/>
         </w:rPr>
-        <w:t xml:space="preserve">Bacillus amyloliquefaciens</w:t>
-      </w:r>
-      <w:r>
-        <w:t xml:space="preserve"> </w:t>
-      </w:r>
-      <w:r>
-        <w:t xml:space="preserve">(Nam et al., 2023) y taxones biomarcadores de disbiosis como</w:t>
-      </w:r>
-      <w:r>
-        <w:t xml:space="preserve"> </w:t>
-      </w:r>
-      <w:r>
-        <w:rPr>
-          <w:iCs/>
-          <w:i/>
-        </w:rPr>
-        <w:t xml:space="preserve">Udaeobacter</w:t>
+        <w:t xml:space="preserve">Paenibacillus polymyxa</w:t>
+      </w:r>
+      <w:r>
+        <w:t xml:space="preserve">, y negativos como</w:t>
+      </w:r>
+      <w:r>
+        <w:t xml:space="preserve"> </w:t>
+      </w:r>
+      <w:r>
+        <w:rPr>
+          <w:iCs/>
+          <w:i/>
+        </w:rPr>
+        <w:t xml:space="preserve">Fusarium</w:t>
       </w:r>
       <w:r>
         <w:t xml:space="preserve">,</w:t>
@@ -2135,44 +2411,7 @@
           <w:iCs/>
           <w:i/>
         </w:rPr>
-        <w:t xml:space="preserve">Solibacter</w:t>
-      </w:r>
-      <w:r>
-        <w:t xml:space="preserve"> </w:t>
-      </w:r>
-      <w:r>
-        <w:t xml:space="preserve">y Nitrosomonadaceae (Siegieda et al., 2024), sin que ello implique necesariamente diferencias de diversidad globalmente robustas desde el punto de vista estadístico. En conjunto, estos resultados refuerzan la idea de que el estado de salud de un cultivo no se refleja de manera uniforme en toda la comunidad microbiana, sino en subconjuntos taxonómicos específicos, lo que respalda metodológicamente la estrategia de exploración multinivel adoptada en este trabajo frente a un análisis limitado a la comunidad completa.</w:t>
-      </w:r>
-    </w:p>
-    <w:p>
-      <w:pPr>
-        <w:pStyle w:val="BodyText"/>
-      </w:pPr>
-      <w:r>
-        <w:t xml:space="preserve">Desde la perspectiva de la agricultura de precisión, la identificación de taxones biomarcadores candidatos, positivos, como</w:t>
-      </w:r>
-      <w:r>
-        <w:t xml:space="preserve"> </w:t>
-      </w:r>
-      <w:r>
-        <w:rPr>
-          <w:iCs/>
-          <w:i/>
-        </w:rPr>
-        <w:t xml:space="preserve">Pseudomonas</w:t>
-      </w:r>
-      <w:r>
-        <w:t xml:space="preserve">,</w:t>
-      </w:r>
-      <w:r>
-        <w:t xml:space="preserve"> </w:t>
-      </w:r>
-      <w:r>
-        <w:rPr>
-          <w:iCs/>
-          <w:i/>
-        </w:rPr>
-        <w:t xml:space="preserve">Bacillus</w:t>
+        <w:t xml:space="preserve">Phytophthora</w:t>
       </w:r>
       <w:r>
         <w:t xml:space="preserve"> </w:t>
@@ -2188,10 +2427,26 @@
           <w:iCs/>
           <w:i/>
         </w:rPr>
-        <w:t xml:space="preserve">Paenibacillus polymyxa</w:t>
-      </w:r>
-      <w:r>
-        <w:t xml:space="preserve">, y negativos, como</w:t>
+        <w:t xml:space="preserve">Ralstonia</w:t>
+      </w:r>
+      <w:r>
+        <w:t xml:space="preserve">, son un insumo de valor práctico para sistemas de monitoreo temprano de la salud del suelo y para la selección de microorganismos con potencial como bioinsumos o agentes de biocontrol. La principal contribución de este trabajo, sin embargo, no reside en un hallazgo taxonómico aislado, sino en el flujo computacional desarrollado: reproducible, modular y versionado, integra Bash, R, el formato BIOM y phyloseq para ejecutar de manera trazable el control de calidad, el cálculo de la diversidad, la exploración taxonómica multinivel y la validación estadística. Este flujo puede reutilizarse sobre nuevos conjuntos de datos o cultivos y funciona como la capa de ingeniería de características para clasificadores automáticos: las matrices de abundancia aglomeradas por nivel taxonómico que produce son la representación de entrada que requieren los modelos de aprendizaje supervisado.</w:t>
+      </w:r>
+    </w:p>
+    <w:p>
+      <w:pPr>
+        <w:pStyle w:val="BodyText"/>
+      </w:pPr>
+      <w:r>
+        <w:t xml:space="preserve">Este estudio presenta limitaciones que deben considerarse al interpretar sus resultados. El diseño es transversal y se basa en un único cultivo y una única fuente de datos, lo que limita la generalización a otros contextos agroecológicos. El tamaño de muestra es moderado y desbalanceado para pruebas de alta potencia, y no se aplicaron correcciones por comparaciones múltiples al evaluar varios niveles taxonómicos, por lo que los patrones identificados deben interpretarse como hipótesis por confirmar. Adicionalmente, los taxones diferenciadores se identificaron mediante inspección de las abundancias relativas y no mediante pruebas de abundancia diferencial que consideren la naturaleza composicional de los datos. Por último, aunque la diversidad filogenética (por ejemplo, mediante UniFrac) se consideró en el marco teórico del flujo propuesto, no se dispuso de un árbol filogenético asociado con los datos para su cálculo efectivo en este estudio, ya que la clasificación con Kraken proporciona una jerarquía taxonómica pero no longitudes de rama.</w:t>
+      </w:r>
+    </w:p>
+    <w:p>
+      <w:pPr>
+        <w:pStyle w:val="BodyText"/>
+      </w:pPr>
+      <w:r>
+        <w:t xml:space="preserve">Como líneas de trabajo futuro se propone, en primer lugar, la incorporación de modelos de aprendizaje automático supervisado, como los bosques aleatorios, entrenados sobre las abundancias taxonómicas multinivel, para construir clasificadores del estado de salud con mayor capacidad predictiva que los índices agregados. Este tipo de modelo es pertinente en escenarios de alta dimensionalidad y muestra moderada, por su robustez frente al sobreajuste y por sus medidas de importancia de variables, que permitirían priorizar los taxones biomarcadores; su evaluación requeriría validación cruzada y métricas como exactitud, sensibilidad, especificidad y área bajo la curva. En segundo lugar, la ampliación del tamaño de muestra y el uso de diseños longitudinales que permitan observar la dinámica del microbioma durante el desarrollo de la enfermedad. En tercer lugar, la integración de metadatos agronómicos y ambientales y de inferencia funcional (por ejemplo, mediante PICRUSt2; Douglas et al., 2020). Finalmente, la exploración de redes de coocurrencia y de modelos gráficos probabilísticos, como las redes bayesianas, para caracterizar las relaciones de dependencia entre taxones clave, como</w:t>
       </w:r>
       <w:r>
         <w:t xml:space="preserve"> </w:t>
@@ -2204,65 +2459,7 @@
         <w:t xml:space="preserve">Fusarium</w:t>
       </w:r>
       <w:r>
-        <w:t xml:space="preserve">,</w:t>
-      </w:r>
-      <w:r>
-        <w:t xml:space="preserve"> </w:t>
-      </w:r>
-      <w:r>
-        <w:rPr>
-          <w:iCs/>
-          <w:i/>
-        </w:rPr>
-        <w:t xml:space="preserve">Phytophthora</w:t>
-      </w:r>
-      <w:r>
-        <w:t xml:space="preserve"> </w:t>
-      </w:r>
-      <w:r>
-        <w:t xml:space="preserve">y</w:t>
-      </w:r>
-      <w:r>
-        <w:t xml:space="preserve"> </w:t>
-      </w:r>
-      <w:r>
-        <w:rPr>
-          <w:iCs/>
-          <w:i/>
-        </w:rPr>
-        <w:t xml:space="preserve">Ralstonia</w:t>
-      </w:r>
-      <w:r>
-        <w:t xml:space="preserve">, constituye un insumo cuantitativo de valor práctico para el diseño de sistemas de monitoreo temprano del estado de salud del suelo, así como para la selección racional de microorganismos con potencial como bioinsumos o agentes de biocontrol. La principal contribución de este trabajo, sin embargo, no reside en un hallazgo taxonómico aislado, sino en el artefacto computacional desarrollado: un flujo reproducible, modular y versionado, que integra Bash, R, el formato BIOM y phyloseq, capaz de ejecutar de manera sistemática y trazable el control de calidad, el cálculo de la diversidad alfa y beta, la exploración taxonómica multinivel y la validación estadística de hipótesis sobre datos metagenómicos agrícolas. Al estar organizado por etapas con entradas y salidas explícitas, este flujo puede reutilizarse directamente sobre nuevos conjuntos de datos o cultivos y, sobre todo, funciona como la capa de ingeniería de características sobre la cual construir clasificadores automáticos: las matrices de abundancia aglomeradas por nivel taxonómico que produce el flujo son precisamente el tipo de representación de entrada que requieren los modelos de aprendizaje automático supervisado.</w:t>
-      </w:r>
-    </w:p>
-    <w:p>
-      <w:pPr>
-        <w:pStyle w:val="BodyText"/>
-      </w:pPr>
-      <w:r>
-        <w:t xml:space="preserve">Este estudio presenta limitaciones que deben considerarse al interpretar sus resultados. El diseño es transversal y se basa en un único cultivo y una única fuente de datos, lo que limita la generalización a otros contextos agroecológicos. El tamaño de muestra, aunque adecuado para un análisis exploratorio, es moderado y desbalanceado entre grupos para pruebas de hipótesis de alta potencia estadística, y no se aplicaron correcciones formales por comparaciones múltiples al evaluar varios niveles taxonómicos de manera simultánea, por lo que los patrones identificados en esos niveles deben interpretarse como hipótesis por confirmar y no como hallazgos concluyentes. Adicionalmente, los taxones diferenciadores se identificaron mediante inspección de las abundancias relativas y no mediante pruebas de abundancia diferencial que consideren la naturaleza composicional de los datos. Por último, aunque la diversidad filogenética (por ejemplo, mediante UniFrac) se consideró en el marco teórico del flujo propuesto, no se dispuso de un árbol filogenético asociado con los datos para su cálculo efectivo en este estudio, ya que la clasificación con Kraken proporciona una jerarquía taxonómica pero no longitudes de rama.</w:t>
-      </w:r>
-    </w:p>
-    <w:p>
-      <w:pPr>
-        <w:pStyle w:val="BodyText"/>
-      </w:pPr>
-      <w:r>
-        <w:t xml:space="preserve">Como líneas de trabajo futuro se propone, en primer lugar, la incorporación de modelos de aprendizaje automático supervisado, como los bosques aleatorios, entrenados sobre las abundancias taxonómicas multinivel, con el fin de construir clasificadores del estado de salud de las plantas con mayor capacidad predictiva que los índices agregados de diversidad. Este tipo de modelo es especialmente pertinente en escenarios de alta dimensionalidad y tamaño de muestra moderado como el presente, por su robustez frente al sobreajuste y por proporcionar medidas de importancia de variables que permitirían priorizar automáticamente los taxones biomarcadores; su evaluación rigurosa requeriría además esquemas de validación cruzada y métricas de desempeño (exactitud, sensibilidad, especificidad y área bajo la curva) que el flujo reproducible aquí propuesto está en condiciones de soportar de manera natural. En segundo lugar, la ampliación del tamaño de muestra y la incorporación de diseños longitudinales que permitan observar la dinámica temporal del microbioma rizosférico durante el desarrollo de la enfermedad. En tercer lugar, la integración de metadatos agronómicos y ambientales adicionales, así como de inferencia funcional (por ejemplo, mediante PICRUSt2; Douglas et al., 2020), para complementar la caracterización puramente taxonómica. Finalmente, la exploración de redes de coocurrencia y de modelos gráficos probabilísticos, como las redes bayesianas, para caracterizar formalmente las relaciones de dependencia entre taxones clave, como</w:t>
-      </w:r>
-      <w:r>
-        <w:t xml:space="preserve"> </w:t>
-      </w:r>
-      <w:r>
-        <w:rPr>
-          <w:iCs/>
-          <w:i/>
-        </w:rPr>
-        <w:t xml:space="preserve">Fusarium</w:t>
-      </w:r>
-      <w:r>
-        <w:t xml:space="preserve">, y el resto de la comunidad microbiana, una línea que se exploró de manera preliminar en este trabajo y que se identifica como un desarrollo natural del flujo propuesto.</w:t>
+        <w:t xml:space="preserve">, y el resto de la comunidad, línea explorada de manera preliminar en este trabajo.</w:t>
       </w:r>
     </w:p>
     <w:p>
@@ -2282,7 +2479,7 @@
         <w:pStyle w:val="BodyText"/>
       </w:pPr>
       <w:r>
-        <w:t xml:space="preserve">El código que reproduce los cálculos, los análisis estadísticos y las figuras de este artículo se distribuye como un flujo computacional en R y Bash, organizado por etapas (control de calidad, diversidad alfa, diversidad beta, exploración taxonómica y pruebas de hipótesis) y acompañado de documentación de reproducibilidad, en un repositorio público con control de versiones cuya dirección se indicará en la versión final del manuscrito para preservar el anonimato de la revisión. Los datos metagenómicos originales fueron proporcionados por Solena Ag y su disponibilidad está sujeta a las condiciones de dicha empresa.</w:t>
+        <w:t xml:space="preserve">El código que reproduce los cálculos, los análisis estadísticos y las figuras de este artículo se distribuye en un repositorio público con control de versiones cuya dirección se indicará en la versión final del manuscrito para preservar el anonimato de la revisión. Los datos metagenómicos originales fueron proporcionados por Solena Ag y su disponibilidad está sujeta a las condiciones de dicha empresa.</w:t>
       </w:r>
     </w:p>
     <w:p>
@@ -2381,7 +2578,9 @@
     </w:p>
     <w:p>
       <w:pPr>
-        <w:pStyle w:val="BodyText"/>
+        <w:spacing w:before="0" w:after="60" w:line="360" w:lineRule="auto"/>
+        <w:ind w:left="720" w:hanging="720"/>
+        <w:jc w:val="left"/>
       </w:pPr>
       <w:r>
         <w:t xml:space="preserve">Berendsen, R. L., Pieterse, C. M. J., &amp; Bakker, P. A. H. M. (2012). The rhizosphere microbiome and plant health.</w:t>
@@ -2415,10 +2614,120 @@
     </w:p>
     <w:p>
       <w:pPr>
-        <w:pStyle w:val="BodyText"/>
-      </w:pPr>
-      <w:r>
-        <w:t xml:space="preserve">Bolyen, E., Rideout, J. R., Dillon, M. R., Bokulich, N. A., Abnet, C. C., Al-Ghalith, G. A., Alexander, H., Alm, E. J., Arumugam, M., Asnicar, F., Bai, Y., Bisanz, J. E., Bittinger, K., Brejnrod, A., Brislawn, C. J., Brown, C. T., Callahan, B. J., Caraballo-Rodríguez, A. M., Chase, J., … Caporaso, J. G. (2019). Reproducible, interactive, scalable and extensible microbiome data science using QIIME 2.</w:t>
+        <w:spacing w:before="0" w:after="60" w:line="360" w:lineRule="auto"/>
+        <w:ind w:left="720" w:hanging="720"/>
+        <w:jc w:val="left"/>
+      </w:pPr>
+      <w:r>
+        <w:t xml:space="preserve">Bray, J. R., &amp; Curtis, J. T. (1957). An ordination of the upland forest communities of southern Wisconsin.</w:t>
+      </w:r>
+      <w:r>
+        <w:t xml:space="preserve"> </w:t>
+      </w:r>
+      <w:r>
+        <w:rPr>
+          <w:iCs/>
+          <w:i/>
+        </w:rPr>
+        <w:t xml:space="preserve">Ecological Monographs</w:t>
+      </w:r>
+      <w:r>
+        <w:t xml:space="preserve">,</w:t>
+      </w:r>
+      <w:r>
+        <w:t xml:space="preserve"> </w:t>
+      </w:r>
+      <w:r>
+        <w:rPr>
+          <w:iCs/>
+          <w:i/>
+        </w:rPr>
+        <w:t xml:space="preserve">27</w:t>
+      </w:r>
+      <w:r>
+        <w:t xml:space="preserve">(4), 325–349. https://doi.org/10.2307/1942268</w:t>
+      </w:r>
+    </w:p>
+    <w:p>
+      <w:pPr>
+        <w:spacing w:before="0" w:after="60" w:line="360" w:lineRule="auto"/>
+        <w:ind w:left="720" w:hanging="720"/>
+        <w:jc w:val="left"/>
+      </w:pPr>
+      <w:r>
+        <w:t xml:space="preserve">Chao, A. (1984). Non-parametric estimation of the number of classes in a population.</w:t>
+      </w:r>
+      <w:r>
+        <w:t xml:space="preserve"> </w:t>
+      </w:r>
+      <w:r>
+        <w:rPr>
+          <w:iCs/>
+          <w:i/>
+        </w:rPr>
+        <w:t xml:space="preserve">Scandinavian Journal of Statistics</w:t>
+      </w:r>
+      <w:r>
+        <w:t xml:space="preserve">,</w:t>
+      </w:r>
+      <w:r>
+        <w:t xml:space="preserve"> </w:t>
+      </w:r>
+      <w:r>
+        <w:rPr>
+          <w:iCs/>
+          <w:i/>
+        </w:rPr>
+        <w:t xml:space="preserve">11</w:t>
+      </w:r>
+      <w:r>
+        <w:t xml:space="preserve">(4), 265–270. https://www.jstor.org/stable/4615964</w:t>
+      </w:r>
+    </w:p>
+    <w:p>
+      <w:pPr>
+        <w:spacing w:before="0" w:after="60" w:line="360" w:lineRule="auto"/>
+        <w:ind w:left="720" w:hanging="720"/>
+        <w:jc w:val="left"/>
+      </w:pPr>
+      <w:r>
+        <w:t xml:space="preserve">Compant, S., Samad, A., Faist, H., &amp; Sessitsch, A. (2019). A review on the plant microbiome: Ecology, functions, and emerging trends in microbial application.</w:t>
+      </w:r>
+      <w:r>
+        <w:t xml:space="preserve"> </w:t>
+      </w:r>
+      <w:r>
+        <w:rPr>
+          <w:iCs/>
+          <w:i/>
+        </w:rPr>
+        <w:t xml:space="preserve">Journal of Advanced Research</w:t>
+      </w:r>
+      <w:r>
+        <w:t xml:space="preserve">,</w:t>
+      </w:r>
+      <w:r>
+        <w:t xml:space="preserve"> </w:t>
+      </w:r>
+      <w:r>
+        <w:rPr>
+          <w:iCs/>
+          <w:i/>
+        </w:rPr>
+        <w:t xml:space="preserve">19</w:t>
+      </w:r>
+      <w:r>
+        <w:t xml:space="preserve">, 29–37. https://doi.org/10.1016/j.jare.2019.03.004</w:t>
+      </w:r>
+    </w:p>
+    <w:p>
+      <w:pPr>
+        <w:spacing w:before="0" w:after="60" w:line="360" w:lineRule="auto"/>
+        <w:ind w:left="720" w:hanging="720"/>
+        <w:jc w:val="left"/>
+      </w:pPr>
+      <w:r>
+        <w:t xml:space="preserve">Douglas, G. M., Maffei, V. J., Zaneveld, J. R., Yurgel, S. N., Brown, J. R., Taylor, C. M., Huttenhower, C., &amp; Langille, M. G. I. (2020). PICRUSt2 for prediction of metagenome functions.</w:t>
       </w:r>
       <w:r>
         <w:t xml:space="preserve"> </w:t>
@@ -2441,28 +2750,30 @@
           <w:iCs/>
           <w:i/>
         </w:rPr>
-        <w:t xml:space="preserve">37</w:t>
-      </w:r>
-      <w:r>
-        <w:t xml:space="preserve">(8), 852–857. https://doi.org/10.1038/s41587-019-0209-9</w:t>
-      </w:r>
-    </w:p>
-    <w:p>
-      <w:pPr>
-        <w:pStyle w:val="BodyText"/>
-      </w:pPr>
-      <w:r>
-        <w:t xml:space="preserve">Bray, J. R., &amp; Curtis, J. T. (1957). An ordination of the upland forest communities of southern Wisconsin.</w:t>
-      </w:r>
-      <w:r>
-        <w:t xml:space="preserve"> </w:t>
-      </w:r>
-      <w:r>
-        <w:rPr>
-          <w:iCs/>
-          <w:i/>
-        </w:rPr>
-        <w:t xml:space="preserve">Ecological Monographs</w:t>
+        <w:t xml:space="preserve">38</w:t>
+      </w:r>
+      <w:r>
+        <w:t xml:space="preserve">(6), 685–688. https://doi.org/10.1038/s41587-020-0548-6</w:t>
+      </w:r>
+    </w:p>
+    <w:p>
+      <w:pPr>
+        <w:spacing w:before="0" w:after="60" w:line="360" w:lineRule="auto"/>
+        <w:ind w:left="720" w:hanging="720"/>
+        <w:jc w:val="left"/>
+      </w:pPr>
+      <w:r>
+        <w:t xml:space="preserve">Lu, J., Breitwieser, F. P., Thielen, P., &amp; Salzberg, S. L. (2017). Bracken: Estimating species abundance in metagenomics data.</w:t>
+      </w:r>
+      <w:r>
+        <w:t xml:space="preserve"> </w:t>
+      </w:r>
+      <w:r>
+        <w:rPr>
+          <w:iCs/>
+          <w:i/>
+        </w:rPr>
+        <w:t xml:space="preserve">PeerJ Computer Science</w:t>
       </w:r>
       <w:r>
         <w:t xml:space="preserve">,</w:t>
@@ -2475,28 +2786,282 @@
           <w:iCs/>
           <w:i/>
         </w:rPr>
+        <w:t xml:space="preserve">3</w:t>
+      </w:r>
+      <w:r>
+        <w:t xml:space="preserve">, e104. https://doi.org/10.7717/peerj-cs.104</w:t>
+      </w:r>
+    </w:p>
+    <w:p>
+      <w:pPr>
+        <w:spacing w:before="0" w:after="60" w:line="360" w:lineRule="auto"/>
+        <w:ind w:left="720" w:hanging="720"/>
+        <w:jc w:val="left"/>
+      </w:pPr>
+      <w:r>
+        <w:t xml:space="preserve">Mann, H. B., &amp; Whitney, D. R. (1947). On a test of whether one of two random variables is stochastically larger than the other.</w:t>
+      </w:r>
+      <w:r>
+        <w:t xml:space="preserve"> </w:t>
+      </w:r>
+      <w:r>
+        <w:rPr>
+          <w:iCs/>
+          <w:i/>
+        </w:rPr>
+        <w:t xml:space="preserve">The Annals of Mathematical Statistics</w:t>
+      </w:r>
+      <w:r>
+        <w:t xml:space="preserve">,</w:t>
+      </w:r>
+      <w:r>
+        <w:t xml:space="preserve"> </w:t>
+      </w:r>
+      <w:r>
+        <w:rPr>
+          <w:iCs/>
+          <w:i/>
+        </w:rPr>
+        <w:t xml:space="preserve">18</w:t>
+      </w:r>
+      <w:r>
+        <w:t xml:space="preserve">(1), 50–60. https://doi.org/10.1214/aoms/1177730491</w:t>
+      </w:r>
+    </w:p>
+    <w:p>
+      <w:pPr>
+        <w:spacing w:before="0" w:after="60" w:line="360" w:lineRule="auto"/>
+        <w:ind w:left="720" w:hanging="720"/>
+        <w:jc w:val="left"/>
+      </w:pPr>
+      <w:r>
+        <w:t xml:space="preserve">Marchesi, J. R., &amp; Ravel, J. (2015). The vocabulary of microbiome research: A proposal.</w:t>
+      </w:r>
+      <w:r>
+        <w:t xml:space="preserve"> </w:t>
+      </w:r>
+      <w:r>
+        <w:rPr>
+          <w:iCs/>
+          <w:i/>
+        </w:rPr>
+        <w:t xml:space="preserve">Microbiome</w:t>
+      </w:r>
+      <w:r>
+        <w:t xml:space="preserve">,</w:t>
+      </w:r>
+      <w:r>
+        <w:t xml:space="preserve"> </w:t>
+      </w:r>
+      <w:r>
+        <w:rPr>
+          <w:iCs/>
+          <w:i/>
+        </w:rPr>
+        <w:t xml:space="preserve">3</w:t>
+      </w:r>
+      <w:r>
+        <w:t xml:space="preserve">, 31. https://doi.org/10.1186/s40168-015-0094-5</w:t>
+      </w:r>
+    </w:p>
+    <w:p>
+      <w:pPr>
+        <w:spacing w:before="0" w:after="60" w:line="360" w:lineRule="auto"/>
+        <w:ind w:left="720" w:hanging="720"/>
+        <w:jc w:val="left"/>
+      </w:pPr>
+      <w:r>
+        <w:t xml:space="preserve">McDonald, D., Clemente, J. C., Kuczynski, J., Rideout, J. R., Stombaugh, J., Wendel, D., Wilke, A., Huse, S., Hufnagle, J., Meyer, F., Knight, R., &amp; Caporaso, J. G. (2012). The Biological Observation Matrix (BIOM) format or: How I learned to stop worrying and love the ome-ome.</w:t>
+      </w:r>
+      <w:r>
+        <w:t xml:space="preserve"> </w:t>
+      </w:r>
+      <w:r>
+        <w:rPr>
+          <w:iCs/>
+          <w:i/>
+        </w:rPr>
+        <w:t xml:space="preserve">GigaScience</w:t>
+      </w:r>
+      <w:r>
+        <w:t xml:space="preserve">,</w:t>
+      </w:r>
+      <w:r>
+        <w:t xml:space="preserve"> </w:t>
+      </w:r>
+      <w:r>
+        <w:rPr>
+          <w:iCs/>
+          <w:i/>
+        </w:rPr>
+        <w:t xml:space="preserve">1</w:t>
+      </w:r>
+      <w:r>
+        <w:t xml:space="preserve">, 7. https://doi.org/10.1186/2047-217X-1-7</w:t>
+      </w:r>
+    </w:p>
+    <w:p>
+      <w:pPr>
+        <w:spacing w:before="0" w:after="60" w:line="360" w:lineRule="auto"/>
+        <w:ind w:left="720" w:hanging="720"/>
+        <w:jc w:val="left"/>
+      </w:pPr>
+      <w:r>
+        <w:t xml:space="preserve">McMurdie, P. J., &amp; Holmes, S. (2013). phyloseq: An R package for reproducible interactive analysis and graphics of microbiome census data.</w:t>
+      </w:r>
+      <w:r>
+        <w:t xml:space="preserve"> </w:t>
+      </w:r>
+      <w:r>
+        <w:rPr>
+          <w:iCs/>
+          <w:i/>
+        </w:rPr>
+        <w:t xml:space="preserve">PLoS ONE</w:t>
+      </w:r>
+      <w:r>
+        <w:t xml:space="preserve">,</w:t>
+      </w:r>
+      <w:r>
+        <w:t xml:space="preserve"> </w:t>
+      </w:r>
+      <w:r>
+        <w:rPr>
+          <w:iCs/>
+          <w:i/>
+        </w:rPr>
+        <w:t xml:space="preserve">8</w:t>
+      </w:r>
+      <w:r>
+        <w:t xml:space="preserve">(4), e61217. https://doi.org/10.1371/journal.pone.0061217</w:t>
+      </w:r>
+    </w:p>
+    <w:p>
+      <w:pPr>
+        <w:spacing w:before="0" w:after="60" w:line="360" w:lineRule="auto"/>
+        <w:ind w:left="720" w:hanging="720"/>
+        <w:jc w:val="left"/>
+      </w:pPr>
+      <w:r>
+        <w:t xml:space="preserve">Nam, J. H., Thibodeau, A., Qian, Y. L., Qian, M. C., &amp; Park, S. H. (2023). Multidisciplinary evaluation of plant growth promoting rhizobacteria on soil microbiome and strawberry quality.</w:t>
+      </w:r>
+      <w:r>
+        <w:t xml:space="preserve"> </w:t>
+      </w:r>
+      <w:r>
+        <w:rPr>
+          <w:iCs/>
+          <w:i/>
+        </w:rPr>
+        <w:t xml:space="preserve">AMB Express</w:t>
+      </w:r>
+      <w:r>
+        <w:t xml:space="preserve">,</w:t>
+      </w:r>
+      <w:r>
+        <w:t xml:space="preserve"> </w:t>
+      </w:r>
+      <w:r>
+        <w:rPr>
+          <w:iCs/>
+          <w:i/>
+        </w:rPr>
+        <w:t xml:space="preserve">13</w:t>
+      </w:r>
+      <w:r>
+        <w:t xml:space="preserve">, 18. https://doi.org/10.1186/s13568-023-01524-z</w:t>
+      </w:r>
+    </w:p>
+    <w:p>
+      <w:pPr>
+        <w:spacing w:before="0" w:after="60" w:line="360" w:lineRule="auto"/>
+        <w:ind w:left="720" w:hanging="720"/>
+        <w:jc w:val="left"/>
+      </w:pPr>
+      <w:r>
+        <w:t xml:space="preserve">Robinson, M. D., McCarthy, D. J., &amp; Smyth, G. K. (2010). edgeR: A Bioconductor package for differential expression analysis of digital gene expression data.</w:t>
+      </w:r>
+      <w:r>
+        <w:t xml:space="preserve"> </w:t>
+      </w:r>
+      <w:r>
+        <w:rPr>
+          <w:iCs/>
+          <w:i/>
+        </w:rPr>
+        <w:t xml:space="preserve">Bioinformatics</w:t>
+      </w:r>
+      <w:r>
+        <w:t xml:space="preserve">,</w:t>
+      </w:r>
+      <w:r>
+        <w:t xml:space="preserve"> </w:t>
+      </w:r>
+      <w:r>
+        <w:rPr>
+          <w:iCs/>
+          <w:i/>
+        </w:rPr>
+        <w:t xml:space="preserve">26</w:t>
+      </w:r>
+      <w:r>
+        <w:t xml:space="preserve">(1), 139–140. https://doi.org/10.1093/bioinformatics/btp616</w:t>
+      </w:r>
+    </w:p>
+    <w:p>
+      <w:pPr>
+        <w:spacing w:before="0" w:after="60" w:line="360" w:lineRule="auto"/>
+        <w:ind w:left="720" w:hanging="720"/>
+        <w:jc w:val="left"/>
+      </w:pPr>
+      <w:r>
+        <w:t xml:space="preserve">Shannon, C. E. (1948). A mathematical theory of communication.</w:t>
+      </w:r>
+      <w:r>
+        <w:t xml:space="preserve"> </w:t>
+      </w:r>
+      <w:r>
+        <w:rPr>
+          <w:iCs/>
+          <w:i/>
+        </w:rPr>
+        <w:t xml:space="preserve">The Bell System Technical Journal</w:t>
+      </w:r>
+      <w:r>
+        <w:t xml:space="preserve">,</w:t>
+      </w:r>
+      <w:r>
+        <w:t xml:space="preserve"> </w:t>
+      </w:r>
+      <w:r>
+        <w:rPr>
+          <w:iCs/>
+          <w:i/>
+        </w:rPr>
         <w:t xml:space="preserve">27</w:t>
       </w:r>
       <w:r>
-        <w:t xml:space="preserve">(4), 325–349. https://doi.org/10.2307/1942268</w:t>
-      </w:r>
-    </w:p>
-    <w:p>
-      <w:pPr>
-        <w:pStyle w:val="BodyText"/>
-      </w:pPr>
-      <w:r>
-        <w:t xml:space="preserve">Chao, A. (1984). Non-parametric estimation of the number of classes in a population.</w:t>
-      </w:r>
-      <w:r>
-        <w:t xml:space="preserve"> </w:t>
-      </w:r>
-      <w:r>
-        <w:rPr>
-          <w:iCs/>
-          <w:i/>
-        </w:rPr>
-        <w:t xml:space="preserve">Scandinavian Journal of Statistics</w:t>
+        <w:t xml:space="preserve">(3), 379–423. https://doi.org/10.1002/j.1538-7305.1948.tb01338.x</w:t>
+      </w:r>
+    </w:p>
+    <w:p>
+      <w:pPr>
+        <w:spacing w:before="0" w:after="60" w:line="360" w:lineRule="auto"/>
+        <w:ind w:left="720" w:hanging="720"/>
+        <w:jc w:val="left"/>
+      </w:pPr>
+      <w:r>
+        <w:t xml:space="preserve">Siegieda, D., Panek, J., &amp; Frąc, M. (2024). Ecological processes of bacterial microbiome assembly in healthy and dysbiotic strawberry farms.</w:t>
+      </w:r>
+      <w:r>
+        <w:t xml:space="preserve"> </w:t>
+      </w:r>
+      <w:r>
+        <w:rPr>
+          <w:iCs/>
+          <w:i/>
+        </w:rPr>
+        <w:t xml:space="preserve">BMC Plant Biology</w:t>
       </w:r>
       <w:r>
         <w:t xml:space="preserve">,</w:t>
@@ -2509,28 +3074,30 @@
           <w:iCs/>
           <w:i/>
         </w:rPr>
-        <w:t xml:space="preserve">11</w:t>
-      </w:r>
-      <w:r>
-        <w:t xml:space="preserve">(4), 265–270. https://www.jstor.org/stable/4615964</w:t>
-      </w:r>
-    </w:p>
-    <w:p>
-      <w:pPr>
-        <w:pStyle w:val="BodyText"/>
-      </w:pPr>
-      <w:r>
-        <w:t xml:space="preserve">Compant, S., Samad, A., Faist, H., &amp; Sessitsch, A. (2019). A review on the plant microbiome: Ecology, functions, and emerging trends in microbial application.</w:t>
-      </w:r>
-      <w:r>
-        <w:t xml:space="preserve"> </w:t>
-      </w:r>
-      <w:r>
-        <w:rPr>
-          <w:iCs/>
-          <w:i/>
-        </w:rPr>
-        <w:t xml:space="preserve">Journal of Advanced Research</w:t>
+        <w:t xml:space="preserve">24</w:t>
+      </w:r>
+      <w:r>
+        <w:t xml:space="preserve">. https://doi.org/10.1186/s12870-024-05415-8</w:t>
+      </w:r>
+    </w:p>
+    <w:p>
+      <w:pPr>
+        <w:spacing w:before="0" w:after="60" w:line="360" w:lineRule="auto"/>
+        <w:ind w:left="720" w:hanging="720"/>
+        <w:jc w:val="left"/>
+      </w:pPr>
+      <w:r>
+        <w:t xml:space="preserve">Simpson, E. H. (1949). Measurement of diversity.</w:t>
+      </w:r>
+      <w:r>
+        <w:t xml:space="preserve"> </w:t>
+      </w:r>
+      <w:r>
+        <w:rPr>
+          <w:iCs/>
+          <w:i/>
+        </w:rPr>
+        <w:t xml:space="preserve">Nature</w:t>
       </w:r>
       <w:r>
         <w:t xml:space="preserve">,</w:t>
@@ -2543,28 +3110,48 @@
           <w:iCs/>
           <w:i/>
         </w:rPr>
-        <w:t xml:space="preserve">19</w:t>
-      </w:r>
-      <w:r>
-        <w:t xml:space="preserve">, 29–37. https://doi.org/10.1016/j.jare.2019.03.004</w:t>
-      </w:r>
-    </w:p>
-    <w:p>
-      <w:pPr>
-        <w:pStyle w:val="BodyText"/>
-      </w:pPr>
-      <w:r>
-        <w:t xml:space="preserve">Douglas, G. M., Maffei, V. J., Zaneveld, J. R., Yurgel, S. N., Brown, J. R., Taylor, C. M., Huttenhower, C., &amp; Langille, M. G. I. (2020). PICRUSt2 for prediction of metagenome functions.</w:t>
-      </w:r>
-      <w:r>
-        <w:t xml:space="preserve"> </w:t>
-      </w:r>
-      <w:r>
-        <w:rPr>
-          <w:iCs/>
-          <w:i/>
-        </w:rPr>
-        <w:t xml:space="preserve">Nature Biotechnology</w:t>
+        <w:t xml:space="preserve">163</w:t>
+      </w:r>
+      <w:r>
+        <w:t xml:space="preserve">, 688. https://doi.org/10.1038/163688a0</w:t>
+      </w:r>
+    </w:p>
+    <w:p>
+      <w:pPr>
+        <w:spacing w:before="0" w:after="60" w:line="360" w:lineRule="auto"/>
+        <w:ind w:left="720" w:hanging="720"/>
+        <w:jc w:val="left"/>
+      </w:pPr>
+      <w:r>
+        <w:t xml:space="preserve">Welch, B. L. (1947). The generalization of</w:t>
+      </w:r>
+      <w:r>
+        <w:t xml:space="preserve"> </w:t>
+      </w:r>
+      <w:r>
+        <w:t xml:space="preserve">“</w:t>
+      </w:r>
+      <w:r>
+        <w:t xml:space="preserve">Student’s</w:t>
+      </w:r>
+      <w:r>
+        <w:t xml:space="preserve">”</w:t>
+      </w:r>
+      <w:r>
+        <w:t xml:space="preserve"> </w:t>
+      </w:r>
+      <w:r>
+        <w:t xml:space="preserve">problem when several different population variances are involved.</w:t>
+      </w:r>
+      <w:r>
+        <w:t xml:space="preserve"> </w:t>
+      </w:r>
+      <w:r>
+        <w:rPr>
+          <w:iCs/>
+          <w:i/>
+        </w:rPr>
+        <w:t xml:space="preserve">Biometrika</w:t>
       </w:r>
       <w:r>
         <w:t xml:space="preserve">,</w:t>
@@ -2577,28 +3164,30 @@
           <w:iCs/>
           <w:i/>
         </w:rPr>
-        <w:t xml:space="preserve">38</w:t>
-      </w:r>
-      <w:r>
-        <w:t xml:space="preserve">(6), 685–688. https://doi.org/10.1038/s41587-020-0548-6</w:t>
-      </w:r>
-    </w:p>
-    <w:p>
-      <w:pPr>
-        <w:pStyle w:val="BodyText"/>
-      </w:pPr>
-      <w:r>
-        <w:t xml:space="preserve">Lu, J., Breitwieser, F. P., Thielen, P., &amp; Salzberg, S. L. (2017). Bracken: Estimating species abundance in metagenomics data.</w:t>
-      </w:r>
-      <w:r>
-        <w:t xml:space="preserve"> </w:t>
-      </w:r>
-      <w:r>
-        <w:rPr>
-          <w:iCs/>
-          <w:i/>
-        </w:rPr>
-        <w:t xml:space="preserve">PeerJ Computer Science</w:t>
+        <w:t xml:space="preserve">34</w:t>
+      </w:r>
+      <w:r>
+        <w:t xml:space="preserve">(1–2), 28–35. https://doi.org/10.1093/biomet/34.1-2.28</w:t>
+      </w:r>
+    </w:p>
+    <w:p>
+      <w:pPr>
+        <w:spacing w:before="0" w:after="60" w:line="360" w:lineRule="auto"/>
+        <w:ind w:left="720" w:hanging="720"/>
+        <w:jc w:val="left"/>
+      </w:pPr>
+      <w:r>
+        <w:t xml:space="preserve">Wilcoxon, F. (1945). Individual comparisons by ranking methods.</w:t>
+      </w:r>
+      <w:r>
+        <w:t xml:space="preserve"> </w:t>
+      </w:r>
+      <w:r>
+        <w:rPr>
+          <w:iCs/>
+          <w:i/>
+        </w:rPr>
+        <w:t xml:space="preserve">Biometrics Bulletin</w:t>
       </w:r>
       <w:r>
         <w:t xml:space="preserve">,</w:t>
@@ -2611,28 +3200,30 @@
           <w:iCs/>
           <w:i/>
         </w:rPr>
-        <w:t xml:space="preserve">3</w:t>
-      </w:r>
-      <w:r>
-        <w:t xml:space="preserve">, e104. https://doi.org/10.7717/peerj-cs.104</w:t>
-      </w:r>
-    </w:p>
-    <w:p>
-      <w:pPr>
-        <w:pStyle w:val="BodyText"/>
-      </w:pPr>
-      <w:r>
-        <w:t xml:space="preserve">Mann, H. B., &amp; Whitney, D. R. (1947). On a test of whether one of two random variables is stochastically larger than the other.</w:t>
-      </w:r>
-      <w:r>
-        <w:t xml:space="preserve"> </w:t>
-      </w:r>
-      <w:r>
-        <w:rPr>
-          <w:iCs/>
-          <w:i/>
-        </w:rPr>
-        <w:t xml:space="preserve">The Annals of Mathematical Statistics</w:t>
+        <w:t xml:space="preserve">1</w:t>
+      </w:r>
+      <w:r>
+        <w:t xml:space="preserve">(6), 80–83. https://doi.org/10.2307/3001968</w:t>
+      </w:r>
+    </w:p>
+    <w:p>
+      <w:pPr>
+        <w:spacing w:before="0" w:after="60" w:line="360" w:lineRule="auto"/>
+        <w:ind w:left="720" w:hanging="720"/>
+        <w:jc w:val="left"/>
+      </w:pPr>
+      <w:r>
+        <w:t xml:space="preserve">Wood, D. E., &amp; Salzberg, S. L. (2014). Kraken: Ultrafast metagenomic sequence classification using exact alignments.</w:t>
+      </w:r>
+      <w:r>
+        <w:t xml:space="preserve"> </w:t>
+      </w:r>
+      <w:r>
+        <w:rPr>
+          <w:iCs/>
+          <w:i/>
+        </w:rPr>
+        <w:t xml:space="preserve">Genome Biology</w:t>
       </w:r>
       <w:r>
         <w:t xml:space="preserve">,</w:t>
@@ -2645,432 +3236,6 @@
           <w:iCs/>
           <w:i/>
         </w:rPr>
-        <w:t xml:space="preserve">18</w:t>
-      </w:r>
-      <w:r>
-        <w:t xml:space="preserve">(1), 50–60. https://doi.org/10.1214/aoms/1177730491</w:t>
-      </w:r>
-    </w:p>
-    <w:p>
-      <w:pPr>
-        <w:pStyle w:val="BodyText"/>
-      </w:pPr>
-      <w:r>
-        <w:t xml:space="preserve">Marchesi, J. R., &amp; Ravel, J. (2015). The vocabulary of microbiome research: A proposal.</w:t>
-      </w:r>
-      <w:r>
-        <w:t xml:space="preserve"> </w:t>
-      </w:r>
-      <w:r>
-        <w:rPr>
-          <w:iCs/>
-          <w:i/>
-        </w:rPr>
-        <w:t xml:space="preserve">Microbiome</w:t>
-      </w:r>
-      <w:r>
-        <w:t xml:space="preserve">,</w:t>
-      </w:r>
-      <w:r>
-        <w:t xml:space="preserve"> </w:t>
-      </w:r>
-      <w:r>
-        <w:rPr>
-          <w:iCs/>
-          <w:i/>
-        </w:rPr>
-        <w:t xml:space="preserve">3</w:t>
-      </w:r>
-      <w:r>
-        <w:t xml:space="preserve">, 31. https://doi.org/10.1186/s40168-015-0094-5</w:t>
-      </w:r>
-    </w:p>
-    <w:p>
-      <w:pPr>
-        <w:pStyle w:val="BodyText"/>
-      </w:pPr>
-      <w:r>
-        <w:t xml:space="preserve">McDonald, D., Clemente, J. C., Kuczynski, J., Rideout, J. R., Stombaugh, J., Wendel, D., Wilke, A., Huse, S., Hufnagle, J., Meyer, F., Knight, R., &amp; Caporaso, J. G. (2012). The Biological Observation Matrix (BIOM) format or: How I learned to stop worrying and love the ome-ome.</w:t>
-      </w:r>
-      <w:r>
-        <w:t xml:space="preserve"> </w:t>
-      </w:r>
-      <w:r>
-        <w:rPr>
-          <w:iCs/>
-          <w:i/>
-        </w:rPr>
-        <w:t xml:space="preserve">GigaScience</w:t>
-      </w:r>
-      <w:r>
-        <w:t xml:space="preserve">,</w:t>
-      </w:r>
-      <w:r>
-        <w:t xml:space="preserve"> </w:t>
-      </w:r>
-      <w:r>
-        <w:rPr>
-          <w:iCs/>
-          <w:i/>
-        </w:rPr>
-        <w:t xml:space="preserve">1</w:t>
-      </w:r>
-      <w:r>
-        <w:t xml:space="preserve">, 7. https://doi.org/10.1186/2047-217X-1-7</w:t>
-      </w:r>
-    </w:p>
-    <w:p>
-      <w:pPr>
-        <w:pStyle w:val="BodyText"/>
-      </w:pPr>
-      <w:r>
-        <w:t xml:space="preserve">McMurdie, P. J., &amp; Holmes, S. (2013). phyloseq: An R package for reproducible interactive analysis and graphics of microbiome census data.</w:t>
-      </w:r>
-      <w:r>
-        <w:t xml:space="preserve"> </w:t>
-      </w:r>
-      <w:r>
-        <w:rPr>
-          <w:iCs/>
-          <w:i/>
-        </w:rPr>
-        <w:t xml:space="preserve">PLoS ONE</w:t>
-      </w:r>
-      <w:r>
-        <w:t xml:space="preserve">,</w:t>
-      </w:r>
-      <w:r>
-        <w:t xml:space="preserve"> </w:t>
-      </w:r>
-      <w:r>
-        <w:rPr>
-          <w:iCs/>
-          <w:i/>
-        </w:rPr>
-        <w:t xml:space="preserve">8</w:t>
-      </w:r>
-      <w:r>
-        <w:t xml:space="preserve">(4), e61217. https://doi.org/10.1371/journal.pone.0061217</w:t>
-      </w:r>
-    </w:p>
-    <w:p>
-      <w:pPr>
-        <w:pStyle w:val="BodyText"/>
-      </w:pPr>
-      <w:r>
-        <w:t xml:space="preserve">Nam, J. H., Thibodeau, A., Qian, Y. L., Qian, M. C., &amp; Park, S. H. (2023). Multidisciplinary evaluation of plant growth promoting rhizobacteria on soil microbiome and strawberry quality.</w:t>
-      </w:r>
-      <w:r>
-        <w:t xml:space="preserve"> </w:t>
-      </w:r>
-      <w:r>
-        <w:rPr>
-          <w:iCs/>
-          <w:i/>
-        </w:rPr>
-        <w:t xml:space="preserve">AMB Express</w:t>
-      </w:r>
-      <w:r>
-        <w:t xml:space="preserve">,</w:t>
-      </w:r>
-      <w:r>
-        <w:t xml:space="preserve"> </w:t>
-      </w:r>
-      <w:r>
-        <w:rPr>
-          <w:iCs/>
-          <w:i/>
-        </w:rPr>
-        <w:t xml:space="preserve">13</w:t>
-      </w:r>
-      <w:r>
-        <w:t xml:space="preserve">, 18. https://doi.org/10.1186/s13568-023-01524-z</w:t>
-      </w:r>
-    </w:p>
-    <w:p>
-      <w:pPr>
-        <w:pStyle w:val="BodyText"/>
-      </w:pPr>
-      <w:r>
-        <w:t xml:space="preserve">Quast, C., Pruesse, E., Yilmaz, P., Gerken, J., Schweer, T., Yarza, P., Peplies, J., &amp; Glöckner, F. O. (2013). The SILVA ribosomal RNA gene database project: Improved data processing and web-based tools.</w:t>
-      </w:r>
-      <w:r>
-        <w:t xml:space="preserve"> </w:t>
-      </w:r>
-      <w:r>
-        <w:rPr>
-          <w:iCs/>
-          <w:i/>
-        </w:rPr>
-        <w:t xml:space="preserve">Nucleic Acids Research</w:t>
-      </w:r>
-      <w:r>
-        <w:t xml:space="preserve">,</w:t>
-      </w:r>
-      <w:r>
-        <w:t xml:space="preserve"> </w:t>
-      </w:r>
-      <w:r>
-        <w:rPr>
-          <w:iCs/>
-          <w:i/>
-        </w:rPr>
-        <w:t xml:space="preserve">41</w:t>
-      </w:r>
-      <w:r>
-        <w:t xml:space="preserve">(D1), D590–D596. https://doi.org/10.1093/nar/gks1219</w:t>
-      </w:r>
-    </w:p>
-    <w:p>
-      <w:pPr>
-        <w:pStyle w:val="BodyText"/>
-      </w:pPr>
-      <w:r>
-        <w:t xml:space="preserve">Robinson, M. D., McCarthy, D. J., &amp; Smyth, G. K. (2010). edgeR: A Bioconductor package for differential expression analysis of digital gene expression data.</w:t>
-      </w:r>
-      <w:r>
-        <w:t xml:space="preserve"> </w:t>
-      </w:r>
-      <w:r>
-        <w:rPr>
-          <w:iCs/>
-          <w:i/>
-        </w:rPr>
-        <w:t xml:space="preserve">Bioinformatics</w:t>
-      </w:r>
-      <w:r>
-        <w:t xml:space="preserve">,</w:t>
-      </w:r>
-      <w:r>
-        <w:t xml:space="preserve"> </w:t>
-      </w:r>
-      <w:r>
-        <w:rPr>
-          <w:iCs/>
-          <w:i/>
-        </w:rPr>
-        <w:t xml:space="preserve">26</w:t>
-      </w:r>
-      <w:r>
-        <w:t xml:space="preserve">(1), 139–140. https://doi.org/10.1093/bioinformatics/btp616</w:t>
-      </w:r>
-    </w:p>
-    <w:p>
-      <w:pPr>
-        <w:pStyle w:val="BodyText"/>
-      </w:pPr>
-      <w:r>
-        <w:t xml:space="preserve">Shannon, C. E. (1948). A mathematical theory of communication.</w:t>
-      </w:r>
-      <w:r>
-        <w:t xml:space="preserve"> </w:t>
-      </w:r>
-      <w:r>
-        <w:rPr>
-          <w:iCs/>
-          <w:i/>
-        </w:rPr>
-        <w:t xml:space="preserve">The Bell System Technical Journal</w:t>
-      </w:r>
-      <w:r>
-        <w:t xml:space="preserve">,</w:t>
-      </w:r>
-      <w:r>
-        <w:t xml:space="preserve"> </w:t>
-      </w:r>
-      <w:r>
-        <w:rPr>
-          <w:iCs/>
-          <w:i/>
-        </w:rPr>
-        <w:t xml:space="preserve">27</w:t>
-      </w:r>
-      <w:r>
-        <w:t xml:space="preserve">(3), 379–423. https://doi.org/10.1002/j.1538-7305.1948.tb01338.x</w:t>
-      </w:r>
-    </w:p>
-    <w:p>
-      <w:pPr>
-        <w:pStyle w:val="BodyText"/>
-      </w:pPr>
-      <w:r>
-        <w:t xml:space="preserve">Siegieda, D., Panek, J., &amp; Frąc, M. (2024). Ecological processes of bacterial microbiome assembly in healthy and dysbiotic strawberry farms.</w:t>
-      </w:r>
-      <w:r>
-        <w:t xml:space="preserve"> </w:t>
-      </w:r>
-      <w:r>
-        <w:rPr>
-          <w:iCs/>
-          <w:i/>
-        </w:rPr>
-        <w:t xml:space="preserve">BMC Plant Biology</w:t>
-      </w:r>
-      <w:r>
-        <w:t xml:space="preserve">,</w:t>
-      </w:r>
-      <w:r>
-        <w:t xml:space="preserve"> </w:t>
-      </w:r>
-      <w:r>
-        <w:rPr>
-          <w:iCs/>
-          <w:i/>
-        </w:rPr>
-        <w:t xml:space="preserve">24</w:t>
-      </w:r>
-      <w:r>
-        <w:t xml:space="preserve">. https://doi.org/10.1186/s12870-024-05415-8</w:t>
-      </w:r>
-    </w:p>
-    <w:p>
-      <w:pPr>
-        <w:pStyle w:val="BodyText"/>
-      </w:pPr>
-      <w:r>
-        <w:t xml:space="preserve">Simpson, E. H. (1949). Measurement of diversity.</w:t>
-      </w:r>
-      <w:r>
-        <w:t xml:space="preserve"> </w:t>
-      </w:r>
-      <w:r>
-        <w:rPr>
-          <w:iCs/>
-          <w:i/>
-        </w:rPr>
-        <w:t xml:space="preserve">Nature</w:t>
-      </w:r>
-      <w:r>
-        <w:t xml:space="preserve">,</w:t>
-      </w:r>
-      <w:r>
-        <w:t xml:space="preserve"> </w:t>
-      </w:r>
-      <w:r>
-        <w:rPr>
-          <w:iCs/>
-          <w:i/>
-        </w:rPr>
-        <w:t xml:space="preserve">163</w:t>
-      </w:r>
-      <w:r>
-        <w:t xml:space="preserve">, 688. https://doi.org/10.1038/163688a0</w:t>
-      </w:r>
-    </w:p>
-    <w:p>
-      <w:pPr>
-        <w:pStyle w:val="BodyText"/>
-      </w:pPr>
-      <w:r>
-        <w:t xml:space="preserve">Welch, B. L. (1947). The generalization of</w:t>
-      </w:r>
-      <w:r>
-        <w:t xml:space="preserve"> </w:t>
-      </w:r>
-      <w:r>
-        <w:t xml:space="preserve">“</w:t>
-      </w:r>
-      <w:r>
-        <w:t xml:space="preserve">Student’s</w:t>
-      </w:r>
-      <w:r>
-        <w:t xml:space="preserve">”</w:t>
-      </w:r>
-      <w:r>
-        <w:t xml:space="preserve"> </w:t>
-      </w:r>
-      <w:r>
-        <w:t xml:space="preserve">problem when several different population variances are involved.</w:t>
-      </w:r>
-      <w:r>
-        <w:t xml:space="preserve"> </w:t>
-      </w:r>
-      <w:r>
-        <w:rPr>
-          <w:iCs/>
-          <w:i/>
-        </w:rPr>
-        <w:t xml:space="preserve">Biometrika</w:t>
-      </w:r>
-      <w:r>
-        <w:t xml:space="preserve">,</w:t>
-      </w:r>
-      <w:r>
-        <w:t xml:space="preserve"> </w:t>
-      </w:r>
-      <w:r>
-        <w:rPr>
-          <w:iCs/>
-          <w:i/>
-        </w:rPr>
-        <w:t xml:space="preserve">34</w:t>
-      </w:r>
-      <w:r>
-        <w:t xml:space="preserve">(1–2), 28–35. https://doi.org/10.1093/biomet/34.1-2.28</w:t>
-      </w:r>
-    </w:p>
-    <w:p>
-      <w:pPr>
-        <w:pStyle w:val="BodyText"/>
-      </w:pPr>
-      <w:r>
-        <w:t xml:space="preserve">Wilcoxon, F. (1945). Individual comparisons by ranking methods.</w:t>
-      </w:r>
-      <w:r>
-        <w:t xml:space="preserve"> </w:t>
-      </w:r>
-      <w:r>
-        <w:rPr>
-          <w:iCs/>
-          <w:i/>
-        </w:rPr>
-        <w:t xml:space="preserve">Biometrics Bulletin</w:t>
-      </w:r>
-      <w:r>
-        <w:t xml:space="preserve">,</w:t>
-      </w:r>
-      <w:r>
-        <w:t xml:space="preserve"> </w:t>
-      </w:r>
-      <w:r>
-        <w:rPr>
-          <w:iCs/>
-          <w:i/>
-        </w:rPr>
-        <w:t xml:space="preserve">1</w:t>
-      </w:r>
-      <w:r>
-        <w:t xml:space="preserve">(6), 80–83. https://doi.org/10.2307/3001968</w:t>
-      </w:r>
-    </w:p>
-    <w:p>
-      <w:pPr>
-        <w:pStyle w:val="BodyText"/>
-      </w:pPr>
-      <w:r>
-        <w:t xml:space="preserve">Wood, D. E., &amp; Salzberg, S. L. (2014). Kraken: Ultrafast metagenomic sequence classification using exact alignments.</w:t>
-      </w:r>
-      <w:r>
-        <w:t xml:space="preserve"> </w:t>
-      </w:r>
-      <w:r>
-        <w:rPr>
-          <w:iCs/>
-          <w:i/>
-        </w:rPr>
-        <w:t xml:space="preserve">Genome Biology</w:t>
-      </w:r>
-      <w:r>
-        <w:t xml:space="preserve">,</w:t>
-      </w:r>
-      <w:r>
-        <w:t xml:space="preserve"> </w:t>
-      </w:r>
-      <w:r>
-        <w:rPr>
-          <w:iCs/>
-          <w:i/>
-        </w:rPr>
         <w:t xml:space="preserve">15</w:t>
       </w:r>
       <w:r>
@@ -3079,7 +3244,9 @@
     </w:p>
     <w:p>
       <w:pPr>
-        <w:pStyle w:val="BodyText"/>
+        <w:spacing w:before="0" w:after="60" w:line="360" w:lineRule="auto"/>
+        <w:ind w:left="720" w:hanging="720"/>
+        <w:jc w:val="left"/>
       </w:pPr>
       <w:r>
         <w:t xml:space="preserve">Yang, J., Wei, S., Su, D., et al. (2020). Comparison of the rhizosphere soil microbial community structure and diversity between powdery mildew-infected and noninfected strawberry plants in a greenhouse by high-throughput sequencing technology.</w:t>
@@ -3250,7 +3417,7 @@
     <w:name w:val="Normal"/>
     <w:qFormat/>
     <w:pPr>
-      <w:spacing w:before="0" w:after="120" w:line="360" w:lineRule="auto"/>
+      <w:spacing w:before="0" w:after="60" w:line="360" w:lineRule="auto"/>
       <w:jc w:val="both"/>
     </w:pPr>
     <w:rPr>
@@ -3265,7 +3432,7 @@
     <w:link w:val="BodyTextChar"/>
     <w:qFormat/>
     <w:pPr>
-      <w:spacing w:before="0" w:after="120" w:line="360" w:lineRule="auto"/>
+      <w:spacing w:before="0" w:after="60" w:line="360" w:lineRule="auto"/>
       <w:jc w:val="both"/>
     </w:pPr>
     <w:rPr>
@@ -3280,7 +3447,7 @@
     <w:next w:val="BodyText"/>
     <w:qFormat/>
     <w:pPr>
-      <w:spacing w:before="0" w:after="120" w:line="360" w:lineRule="auto"/>
+      <w:spacing w:before="0" w:after="60" w:line="360" w:lineRule="auto"/>
       <w:jc w:val="both"/>
     </w:pPr>
     <w:rPr>
@@ -3294,7 +3461,7 @@
     <w:basedOn w:val="BodyText"/>
     <w:qFormat/>
     <w:pPr>
-      <w:spacing w:before="0" w:after="120" w:line="360" w:lineRule="auto"/>
+      <w:spacing w:before="0" w:after="60" w:line="360" w:lineRule="auto"/>
       <w:jc w:val="both"/>
     </w:pPr>
     <w:rPr>

--- a/Articulo_Popayan/Articulo_RevistaCientifica_ES.docx
+++ b/Articulo_Popayan/Articulo_RevistaCientifica_ES.docx
@@ -177,20 +177,7 @@
         <w:t xml:space="preserve"> </w:t>
       </w:r>
       <w:r>
-        <w:t xml:space="preserve">(35 de plantas saludables y 18 no saludables), tras un control de calidad que excluyó las muestras con menos de 25 millones de lecturas. El flujo, implementado en R y Bash con phyloseq, integró la conversión al formato BIOM, el cálculo de índices de diversidad alfa (Chao1, Shannon y Simpson) y beta (Bray-Curtis, Jaccard, Euclidiana, Manhattan y Jensen-Shannon), la exploración taxonómica por nivel jerárquico y pruebas de hipótesis (t de Student, Welch y Mann-Whitney). Las plantas saludables tendieron a una mayor diversidad y equilibrio, mientras que las no saludables presentaron mayor abundancia relativa de taxones asociados con enfermedad. Sin embargo, las diferencias globales no alcanzaron significancia estadística; solo la diversidad de géneros de eucariotas, grupo que incluye a</w:t>
-      </w:r>
-      <w:r>
-        <w:t xml:space="preserve"> </w:t>
-      </w:r>
-      <w:r>
-        <w:rPr>
-          <w:iCs/>
-          <w:i/>
-        </w:rPr>
-        <w:t xml:space="preserve">Fusarium</w:t>
-      </w:r>
-      <w:r>
-        <w:t xml:space="preserve">, difirió significativamente entre grupos. El flujo propuesto es una base metodológica para desarrollar clasificadores del estado sanitario basados en biomarcadores microbianos.</w:t>
+        <w:t xml:space="preserve">(35 saludables y 18 no saludables), tras un control de calidad que excluyó las muestras con menos de 25 millones de lecturas. El flujo, implementado en R y Bash con phyloseq, integró la conversión al formato BIOM, el cálculo de índices de diversidad alfa (Chao1, Shannon y Simpson) y beta (Bray-Curtis, Jaccard, Euclidiana, Manhattan y Jensen-Shannon), la exploración taxonómica por nivel jerárquico y pruebas de hipótesis (t de Student, Welch y Mann-Whitney). Las plantas saludables tendieron a una mayor diversidad y equilibrio, mientras que las no saludables presentaron mayor abundancia relativa de taxones asociados con enfermedad. Sin embargo, ninguna diferencia de diversidad fue significativa, ni en la comunidad completa ni en la fracción eucariota; solo la mayor heterogeneidad del grupo no saludable. El flujo propuesto es una base para desarrollar clasificadores del estado sanitario basados en biomarcadores microbianos.</w:t>
       </w:r>
     </w:p>
     <w:p>
@@ -251,20 +238,7 @@
         <w:t xml:space="preserve">Fragaria × ananassa</w:t>
       </w:r>
       <w:r>
-        <w:t xml:space="preserve">) and to identify patterns associated with plant health status. Fifty-three shotgun metagenomes (35 from healthy and 18 from unhealthy plants) were analyzed after a quality-control step that excluded samples with fewer than 25 million reads. The workflow, implemented in R and Bash with phyloseq, integrated conversion to the BIOM format, computation of alpha diversity indices (Chao1, Shannon, and Simpson) and beta diversity measures (Bray-Curtis, Jaccard, Euclidean, Manhattan, and Jensen-Shannon), taxonomic exploration by kingdom, phylum, family, genus, and species, and hypothesis testing (Student’s t, Welch, and Mann-Whitney). Healthy plants showed a trend toward higher diversity and a more balanced community, whereas unhealthy plants exhibited a higher relative abundance of disease-associated taxa. However, global differences did not reach statistical significance; only the diversity of eukaryotic genera, a group that includes</w:t>
-      </w:r>
-      <w:r>
-        <w:t xml:space="preserve"> </w:t>
-      </w:r>
-      <w:r>
-        <w:rPr>
-          <w:iCs/>
-          <w:i/>
-        </w:rPr>
-        <w:t xml:space="preserve">Fusarium</w:t>
-      </w:r>
-      <w:r>
-        <w:t xml:space="preserve">, differed significantly between groups. The proposed workflow provides a methodological basis for developing plant-health classifiers based on microbial biomarkers.</w:t>
+        <w:t xml:space="preserve">) and to identify patterns associated with plant health status. Fifty-three shotgun metagenomes (35 from healthy and 18 from unhealthy plants) were analyzed after a quality-control step that excluded samples with fewer than 25 million reads. The workflow, implemented in R and Bash with phyloseq, integrated conversion to the BIOM format, computation of alpha diversity indices (Chao1, Shannon, and Simpson) and beta diversity measures (Bray-Curtis, Jaccard, Euclidean, Manhattan, and Jensen-Shannon), taxonomic exploration by kingdom, phylum, family, genus, and species, and hypothesis testing (Student’s t, Welch, and Mann-Whitney). Healthy plants showed a trend toward higher diversity and a more balanced community, whereas unhealthy plants exhibited a higher relative abundance of disease-associated taxa. However, no diversity difference was statistically significant, neither in the whole community nor in the eukaryotic fraction; only the greater heterogeneity of the unhealthy group was. The proposed workflow provides a basis for developing plant-health classifiers based on microbial biomarkers.</w:t>
       </w:r>
     </w:p>
     <w:p>
@@ -341,20 +315,7 @@
         <w:t xml:space="preserve"> </w:t>
       </w:r>
       <w:r>
-        <w:t xml:space="preserve">(35 de plantas saudáveis e 18 não saudáveis), após um controle de qualidade que excluiu as amostras com menos de 25 milhões de leituras. O fluxo, implementado em R e Bash com phyloseq, integrou a conversão ao formato BIOM, o cálculo de índices de diversidade alfa (Chao1, Shannon e Simpson) e beta (Bray-Curtis, Jaccard, Euclidiana, Manhattan e Jensen-Shannon), a exploração taxonômica por nível hierárquico e testes de hipóteses (t de Student, Welch e Mann-Whitney). As plantas saudáveis tenderam a maior diversidade e equilíbrio, enquanto as não saudáveis apresentaram maior abundância relativa de táxons associados a doenças. No entanto, as diferenças globais não alcançaram significância estatística; apenas a diversidade de gêneros de eucariotos, grupo que inclui</w:t>
-      </w:r>
-      <w:r>
-        <w:t xml:space="preserve"> </w:t>
-      </w:r>
-      <w:r>
-        <w:rPr>
-          <w:iCs/>
-          <w:i/>
-        </w:rPr>
-        <w:t xml:space="preserve">Fusarium</w:t>
-      </w:r>
-      <w:r>
-        <w:t xml:space="preserve">, diferiu significativamente entre os grupos. O fluxo proposto é uma base metodológica para desenvolver classificadores do estado sanitário baseados em biomarcadores microbianos.</w:t>
+        <w:t xml:space="preserve">(35 de plantas saudáveis e 18 não saudáveis), após um controle de qualidade que excluiu as amostras com menos de 25 milhões de leituras. O fluxo, implementado em R e Bash com phyloseq, integrou a conversão ao formato BIOM, o cálculo de índices de diversidade alfa (Chao1, Shannon e Simpson) e beta (Bray-Curtis, Jaccard, Euclidiana, Manhattan e Jensen-Shannon), a exploração taxonômica por nível hierárquico e testes de hipóteses (t de Student, Welch e Mann-Whitney). As plantas saudáveis tenderam a maior diversidade e equilíbrio, enquanto as não saudáveis apresentaram maior abundância relativa de táxons associados a doenças. No entanto, nenhuma diferença de diversidade foi significativa, nem na comunidade completa nem na fração eucariótica; apenas a maior heterogeneidade do grupo não saudável o foi. O fluxo proposto é uma base para desenvolver classificadores do estado sanitário baseados em biomarcadores microbianos.</w:t>
       </w:r>
     </w:p>
     <w:p>
@@ -1340,7 +1301,7 @@
         <w:t xml:space="preserve">Fusarium</w:t>
       </w:r>
       <w:r>
-        <w:t xml:space="preserve">, dada su relevancia documentada como fitopatógeno de la fresa. Como complemento no paramétrico, y dado que el supuesto de normalidad no siempre pudo garantizarse, se aplicó la prueba de suma de rangos de Wilcoxon para dos muestras independientes, equivalente a la prueba U de Mann-Whitney (Mann y Whitney, 1947; Wilcoxon, 1945), para comparar las distribuciones del índice de Shannon entre ambos grupos. En todos los casos se utilizó un nivel de significancia α = 0.05.</w:t>
+        <w:t xml:space="preserve">, dada su relevancia documentada como fitopatógeno de la fresa. Como complemento no paramétrico, y dado que el supuesto de normalidad no siempre pudo garantizarse, se aplicó la prueba de suma de rangos de Wilcoxon para dos muestras independientes, equivalente a la prueba U de Mann-Whitney (Mann y Whitney, 1947; Wilcoxon, 1945), para comparar las distribuciones del índice de Shannon entre ambos grupos. La normalidad de cada grupo se verificó con la prueba de Shapiro-Wilk y la igualdad de varianzas con la prueba F. En todos los casos se utilizó un nivel de significancia α = 0.05.</w:t>
       </w:r>
     </w:p>
     <w:bookmarkEnd w:id="29"/>
@@ -2002,15 +1963,15 @@
         <w:pStyle w:val="FirstParagraph"/>
       </w:pPr>
       <w:r>
-        <w:t xml:space="preserve">La prueba t de Student sobre el índice de Shannon a nivel de la comunidad completa no aportó evidencia estadística suficiente para rechazar la hipótesis nula de igualdad de medias entre los grupos saludable y no saludable: asumiendo varianzas iguales, el valor p fue mayor que 0.05, y asumiendo varianzas distintas (prueba de Welch), el valor p fue de 0.1501. Es decir, aunque las muestras saludables mostraron visualmente una diversidad promedio mayor, esta diferencia no alcanzó significancia estadística al nivel α = 0.05 considerado.</w:t>
-      </w:r>
-    </w:p>
-    <w:p>
-      <w:pPr>
-        <w:pStyle w:val="BodyText"/>
-      </w:pPr>
-      <w:r>
-        <w:t xml:space="preserve">En contraste, al restringir el análisis al índice de Shannon calculado sobre los géneros de eucariotas, grupo que incluye a</w:t>
+        <w:t xml:space="preserve">La prueba de Shapiro-Wilk no rechazó la normalidad del índice de Shannon en el grupo saludable (p = 0.130) pero sí en el no saludable (p &lt; 0.001), y la prueba F rechazó la igualdad de varianzas (F = 0.132 con 34 y 17 grados de libertad, p &lt; 0.001): la varianza del grupo no saludable es unas siete veces mayor que la del saludable. La prueba t de Student sobre el índice de Shannon a nivel de la comunidad completa no aportó evidencia suficiente para rechazar la hipótesis nula de igualdad de medias: asumiendo varianzas iguales, t = 1.939 con 51 grados de libertad y p = 0.058, y con la prueba de Welch, que es la apropiada dados los supuestos, t = 1.499 con 19.3 grados de libertad y p = 0.150. Es decir, aunque las muestras saludables mostraron visualmente una diversidad promedio mayor, esta diferencia no alcanzó significancia estadística al nivel α = 0.05 considerado.</w:t>
+      </w:r>
+    </w:p>
+    <w:p>
+      <w:pPr>
+        <w:pStyle w:val="BodyText"/>
+      </w:pPr>
+      <w:r>
+        <w:t xml:space="preserve">La misma prueba se aplicó al índice de Shannon calculado sobre los 58 géneros de eucariotas, grupo que incluye a</w:t>
       </w:r>
       <w:r>
         <w:t xml:space="preserve"> </w:t>
@@ -2023,7 +1984,23 @@
         <w:t xml:space="preserve">Fusarium</w:t>
       </w:r>
       <w:r>
-        <w:t xml:space="preserve">, ambas versiones de la prueba t (varianzas iguales y distintas) mostraron diferencias estadísticamente significativas entre los grupos saludable y no saludable, con el grupo saludable presentando una distribución más amplia y una diversidad promedio mayor (Figura 5). Asumiendo varianzas iguales, el estadístico fue t = 3.31 con 51 grados de libertad y un valor p de 0.0017; asumiendo varianzas distintas, t = 2.71 con 21 grados de libertad y un valor p de 0.0130. En ambos casos el intervalo de confianza del 95 % para la diferencia de medias excluyó el cero. Este resultado, restringido a un subconjunto taxonómico específico, contrasta con el resultado no significativo obtenido a nivel de la comunidad completa, e ilustra que las señales asociadas con taxones particulares pueden diluirse cuando se agregan en índices calculados sobre toda la comunidad.</w:t>
+        <w:t xml:space="preserve"> </w:t>
+      </w:r>
+      <w:r>
+        <w:t xml:space="preserve">y</w:t>
+      </w:r>
+      <w:r>
+        <w:t xml:space="preserve"> </w:t>
+      </w:r>
+      <w:r>
+        <w:rPr>
+          <w:iCs/>
+          <w:i/>
+        </w:rPr>
+        <w:t xml:space="preserve">Phytophthora</w:t>
+      </w:r>
+      <w:r>
+        <w:t xml:space="preserve">, para comprobar si la señal asociada con los fitopatógenos, diluida en la comunidad completa, resultaba detectable al aislar la fracción eucariota (Figura 5). Las medias fueron 3.077 en el grupo saludable y 3.035 en el no saludable. Asumiendo varianzas iguales, t = 1.139 con 51 grados de libertad y p = 0.260; con la prueba de Welch, t = 0.902 con 20.2 grados de libertad y p = 0.378; y con Mann-Whitney, W = 318 y p = 0.963. En los tres casos el intervalo de confianza incluyó el cero, de modo que la diversidad de géneros de eucariotas tampoco difiere significativamente entre grupos.</w:t>
       </w:r>
     </w:p>
     <w:p>
@@ -2113,15 +2090,15 @@
         <w:t xml:space="preserve"> </w:t>
       </w:r>
       <w:r>
-        <w:t xml:space="preserve">A) Distribución del índice de Shannon en cada grupo, con la media indicada por la línea punteada. B) Distribución t con varianzas iguales (t = 3.31, gl = 51). C) Distribución t con varianzas distintas (t = 2.71, gl = 21). En ambos casos el estadístico cae en la región de rechazo (α = 0.05). Elaboración propia a partir de datos de Solena Ag.</w:t>
-      </w:r>
-    </w:p>
-    <w:p>
-      <w:pPr>
-        <w:pStyle w:val="BodyText"/>
-      </w:pPr>
-      <w:r>
-        <w:t xml:space="preserve">Finalmente, la prueba de suma de rangos de Wilcoxon-Mann-Whitney sobre el índice de Shannon a nivel de la comunidad completa arrojó un estadístico W = 376 y un valor p = 0.2586 (Figura 6), con un intervalo de confianza del 95 % para la diferencia de ubicación central entre −0.0124 y 0.0561, y una estimación puntual de esa diferencia de 0.017 unidades a favor del grupo saludable. Dado que el intervalo de confianza incluye el cero, no hay evidencia estadística suficiente para rechazar la hipótesis nula de igualdad de ubicación central de las distribuciones del índice de Shannon entre ambos grupos. Este resultado corrobora la conclusión de la prueba t: con el tamaño de muestra disponible no fue posible establecer una diferencia global significativa, mientras que la señal de los géneros eucariotas sí resultó significativa.</w:t>
+        <w:t xml:space="preserve">A) Distribución del índice de Shannon en cada grupo, con la media indicada por la línea punteada (3.077 y 3.035). B) Distribución t con varianzas iguales (t = 1.139, gl = 51, p = 0.260). C) Distribución t con varianzas distintas (t = 0.902, gl = 20, p = 0.378). En ambos casos el estadístico queda dentro de la región de no rechazo (α = 0.05). Elaboración propia a partir de datos de Solena Ag.</w:t>
+      </w:r>
+    </w:p>
+    <w:p>
+      <w:pPr>
+        <w:pStyle w:val="BodyText"/>
+      </w:pPr>
+      <w:r>
+        <w:t xml:space="preserve">Finalmente, la prueba de suma de rangos de Wilcoxon-Mann-Whitney sobre el índice de Shannon a nivel de la comunidad completa arrojó un estadístico W = 376 y un valor p = 0.2586 (Figura 6), con un intervalo de confianza del 95 % para la diferencia de ubicación central entre −0.0124 y 0.0561, y una estimación puntual de esa diferencia de 0.017 unidades a favor del grupo saludable. Dado que el intervalo de confianza incluye el cero, no hay evidencia estadística suficiente para rechazar la hipótesis nula de igualdad de ubicación central de las distribuciones del índice de Shannon entre ambos grupos. Este resultado corrobora la conclusión de la prueba t: con el tamaño de muestra disponible no fue posible establecer una diferencia significativa en el nivel medio de diversidad, ni en la comunidad completa ni en la fracción eucariota. La única prueba que rechazó su hipótesis nula fue la de igualdad de varianzas: las plantas no saludables son significativamente más heterogéneas entre sí.</w:t>
       </w:r>
     </w:p>
     <w:p>
@@ -2317,7 +2294,7 @@
         <w:pStyle w:val="BodyText"/>
       </w:pPr>
       <w:r>
-        <w:t xml:space="preserve">Esta aparente contradicción entre la tendencia descriptiva y la falta de significancia estadística global admite varias explicaciones no excluyentes. En primer lugar, la naturaleza composicional y de alta dimensión de los datos metagenómicos implica que un único índice, calculado sobre miles de taxones simultáneamente, puede diluir señales biológicas que son fuertes solo en un subconjunto reducido de taxones, como lo evidencia la comunidad de géneros eucariotas, que incluye a</w:t>
+        <w:t xml:space="preserve">Esta aparente contradicción entre la tendencia descriptiva y la falta de significancia estadística global admite varias explicaciones no excluyentes. En primer lugar, la naturaleza composicional y de alta dimensión de los datos metagenómicos implica que un único índice, calculado sobre miles de taxones simultáneamente, puede diluir señales biológicas presentes solo en un subconjunto reducido de taxones; en este caso, sin embargo, aislar la fracción eucariota, que incluye a</w:t>
       </w:r>
       <w:r>
         <w:t xml:space="preserve"> </w:t>
@@ -2330,7 +2307,7 @@
         <w:t xml:space="preserve">Fusarium</w:t>
       </w:r>
       <w:r>
-        <w:t xml:space="preserve">, cuya diferencia de diversidad sí resultó significativa al analizarse por separado. En segundo lugar, el tamaño de muestra y su desbalance (35 muestras saludables frente a 18 no saludables), junto con la diferencia observada en la profundidad de secuenciación entre grupos, reducen la potencia estadística disponible para detectar diferencias moderadas. En tercer lugar, los microbiomas rizosféricos están sujetos a fuentes de variabilidad no controladas en este estudio, como los lotes de cultivo, las prácticas de manejo y las condiciones edafoclimáticas, que añaden ruido a la señal asociada con el estado de salud.</w:t>
+        <w:t xml:space="preserve">, tampoco reveló una diferencia significativa, lo que sugiere que la señal, si existe, está en taxones concretos y no en la diversidad agregada de ningún reino. En segundo lugar, el tamaño de muestra y su desbalance (35 muestras saludables frente a 18 no saludables), junto con la diferencia observada en la profundidad de secuenciación entre grupos, reducen la potencia estadística disponible para detectar diferencias moderadas. En tercer lugar, los microbiomas rizosféricos están sujetos a fuentes de variabilidad no controladas en este estudio, como los lotes de cultivo, las prácticas de manejo y las condiciones edafoclimáticas, que añaden ruido a la señal asociada con el estado de salud.</w:t>
       </w:r>
     </w:p>
     <w:p>

--- a/Articulo_Popayan/Articulo_RevistaCientifica_ES.docx
+++ b/Articulo_Popayan/Articulo_RevistaCientifica_ES.docx
@@ -177,7 +177,23 @@
         <w:t xml:space="preserve"> </w:t>
       </w:r>
       <w:r>
-        <w:t xml:space="preserve">(35 saludables y 18 no saludables), tras un control de calidad que excluyó las muestras con menos de 25 millones de lecturas. El flujo, implementado en R y Bash con phyloseq, integró la conversión al formato BIOM, el cálculo de índices de diversidad alfa (Chao1, Shannon y Simpson) y beta (Bray-Curtis, Jaccard, Euclidiana, Manhattan y Jensen-Shannon), la exploración taxonómica por nivel jerárquico y pruebas de hipótesis (t de Student, Welch y Mann-Whitney). Las plantas saludables tendieron a una mayor diversidad y equilibrio, mientras que las no saludables presentaron mayor abundancia relativa de taxones asociados con enfermedad. Sin embargo, ninguna diferencia de diversidad fue significativa, ni en la comunidad completa ni en la fracción eucariota; solo la mayor heterogeneidad del grupo no saludable. El flujo propuesto es una base para desarrollar clasificadores del estado sanitario basados en biomarcadores microbianos.</w:t>
+        <w:t xml:space="preserve">(35 saludables y 18 no saludables), tras un control de calidad que excluyó las muestras con menos de 25 millones de lecturas. El flujo, implementado en R y Bash con phyloseq, integró la conversión al formato BIOM, el cálculo de índices de diversidad alfa (Chao1, Shannon y Simpson) y beta (Bray-Curtis, Jaccard, Euclidiana, Manhattan y Jensen-Shannon), la exploración taxonómica por nivel jerárquico y pruebas de hipótesis (t de Student, Welch y Mann-Whitney). Las plantas saludables tendieron a una mayor diversidad, pero ni esa tendencia ni la proporción de</w:t>
+      </w:r>
+      <w:r>
+        <w:t xml:space="preserve"> </w:t>
+      </w:r>
+      <w:r>
+        <w:rPr>
+          <w:iCs/>
+          <w:i/>
+        </w:rPr>
+        <w:t xml:space="preserve">Fusarium</w:t>
+      </w:r>
+      <w:r>
+        <w:t xml:space="preserve"> </w:t>
+      </w:r>
+      <w:r>
+        <w:t xml:space="preserve">o de otros géneros candidatos difirieron significativamente entre grupos; la única diferencia significativa fue la mayor heterogeneidad del grupo no saludable. El flujo propuesto es una base para desarrollar clasificadores del estado sanitario basados en biomarcadores microbianos.</w:t>
       </w:r>
     </w:p>
     <w:p>
@@ -238,7 +254,23 @@
         <w:t xml:space="preserve">Fragaria × ananassa</w:t>
       </w:r>
       <w:r>
-        <w:t xml:space="preserve">) and to identify patterns associated with plant health status. Fifty-three shotgun metagenomes (35 from healthy and 18 from unhealthy plants) were analyzed after a quality-control step that excluded samples with fewer than 25 million reads. The workflow, implemented in R and Bash with phyloseq, integrated conversion to the BIOM format, computation of alpha diversity indices (Chao1, Shannon, and Simpson) and beta diversity measures (Bray-Curtis, Jaccard, Euclidean, Manhattan, and Jensen-Shannon), taxonomic exploration by kingdom, phylum, family, genus, and species, and hypothesis testing (Student’s t, Welch, and Mann-Whitney). Healthy plants showed a trend toward higher diversity and a more balanced community, whereas unhealthy plants exhibited a higher relative abundance of disease-associated taxa. However, no diversity difference was statistically significant, neither in the whole community nor in the eukaryotic fraction; only the greater heterogeneity of the unhealthy group was. The proposed workflow provides a basis for developing plant-health classifiers based on microbial biomarkers.</w:t>
+        <w:t xml:space="preserve">) and to identify patterns associated with plant health status. Fifty-three shotgun metagenomes (35 from healthy and 18 from unhealthy plants) were analyzed after a quality-control step that excluded samples with fewer than 25 million reads. The workflow, implemented in R and Bash with phyloseq, integrated conversion to the BIOM format, computation of alpha diversity indices (Chao1, Shannon, and Simpson) and beta diversity measures (Bray-Curtis, Jaccard, Euclidean, Manhattan, and Jensen-Shannon), taxonomic exploration by kingdom, phylum, family, genus, and species, and hypothesis testing (Student’s t, Welch, and Mann-Whitney). Healthy plants showed a trend toward higher diversity, but neither that trend nor the proportion of</w:t>
+      </w:r>
+      <w:r>
+        <w:t xml:space="preserve"> </w:t>
+      </w:r>
+      <w:r>
+        <w:rPr>
+          <w:iCs/>
+          <w:i/>
+        </w:rPr>
+        <w:t xml:space="preserve">Fusarium</w:t>
+      </w:r>
+      <w:r>
+        <w:t xml:space="preserve"> </w:t>
+      </w:r>
+      <w:r>
+        <w:t xml:space="preserve">or of other candidate genera differed significantly between groups; the only significant difference was the greater heterogeneity of the unhealthy group. The proposed workflow provides a basis for developing plant-health classifiers based on microbial biomarkers.</w:t>
       </w:r>
     </w:p>
     <w:p>
@@ -315,7 +347,23 @@
         <w:t xml:space="preserve"> </w:t>
       </w:r>
       <w:r>
-        <w:t xml:space="preserve">(35 de plantas saudáveis e 18 não saudáveis), após um controle de qualidade que excluiu as amostras com menos de 25 milhões de leituras. O fluxo, implementado em R e Bash com phyloseq, integrou a conversão ao formato BIOM, o cálculo de índices de diversidade alfa (Chao1, Shannon e Simpson) e beta (Bray-Curtis, Jaccard, Euclidiana, Manhattan e Jensen-Shannon), a exploração taxonômica por nível hierárquico e testes de hipóteses (t de Student, Welch e Mann-Whitney). As plantas saudáveis tenderam a maior diversidade e equilíbrio, enquanto as não saudáveis apresentaram maior abundância relativa de táxons associados a doenças. No entanto, nenhuma diferença de diversidade foi significativa, nem na comunidade completa nem na fração eucariótica; apenas a maior heterogeneidade do grupo não saudável o foi. O fluxo proposto é uma base para desenvolver classificadores do estado sanitário baseados em biomarcadores microbianos.</w:t>
+        <w:t xml:space="preserve">(35 de plantas saudáveis e 18 não saudáveis), após um controle de qualidade que excluiu as amostras com menos de 25 milhões de leituras. O fluxo, implementado em R e Bash com phyloseq, integrou a conversão ao formato BIOM, o cálculo de índices de diversidade alfa (Chao1, Shannon e Simpson) e beta (Bray-Curtis, Jaccard, Euclidiana, Manhattan e Jensen-Shannon), a exploração taxonômica por nível hierárquico e testes de hipóteses (t de Student, Welch e Mann-Whitney). As plantas saudáveis tenderam a maior diversidade, mas nem essa tendência nem a proporção de</w:t>
+      </w:r>
+      <w:r>
+        <w:t xml:space="preserve"> </w:t>
+      </w:r>
+      <w:r>
+        <w:rPr>
+          <w:iCs/>
+          <w:i/>
+        </w:rPr>
+        <w:t xml:space="preserve">Fusarium</w:t>
+      </w:r>
+      <w:r>
+        <w:t xml:space="preserve"> </w:t>
+      </w:r>
+      <w:r>
+        <w:t xml:space="preserve">ou de outros gêneros candidatos diferiram significativamente entre os grupos; a única diferença significativa foi a maior heterogeneidade do grupo não saudável. O fluxo proposto é uma base para desenvolver classificadores do estado sanitário baseados em biomarcadores microbianos.</w:t>
       </w:r>
     </w:p>
     <w:p>
@@ -413,7 +461,7 @@
         <w:t xml:space="preserve">Fragaria × ananassa</w:t>
       </w:r>
       <w:r>
-        <w:t xml:space="preserve">) es uno de los cultivos frutales de mayor relevancia comercial y nutricional en el mundo, pero su producción es particularmente sensible a enfermedades fúngicas y bacterianas del suelo, así como a las prácticas agrícolas y a las condiciones ambientales. En los últimos años, varios estudios han documentado diferencias taxonómicas consistentes entre rizósferas de fresa saludables y no saludables: géneros como</w:t>
+        <w:t xml:space="preserve">) es uno de los cultivos frutales de mayor relevancia comercial y nutricional en el mundo, pero su producción es particularmente sensible a enfermedades fúngicas y bacterianas del suelo, así como a las prácticas agrícolas y a las condiciones ambientales. Varios estudios han documentado diferencias taxonómicas entre rizósferas de fresa saludables y no saludables: géneros como</w:t>
       </w:r>
       <w:r>
         <w:t xml:space="preserve"> </w:t>
@@ -442,7 +490,10 @@
         <w:t xml:space="preserve">Solibacter</w:t>
       </w:r>
       <w:r>
-        <w:t xml:space="preserve">, junto con la familia Nitrosomonadaceae, tienden a ser más abundantes en rizósferas no saludables, mientras que taxones como Tepidisphaerales e</w:t>
+        <w:t xml:space="preserve"> </w:t>
+      </w:r>
+      <w:r>
+        <w:t xml:space="preserve">tienden a ser más abundantes en rizósferas no saludables, mientras que Tepidisphaerales e</w:t>
       </w:r>
       <w:r>
         <w:t xml:space="preserve"> </w:t>
@@ -458,7 +509,7 @@
         <w:t xml:space="preserve"> </w:t>
       </w:r>
       <w:r>
-        <w:t xml:space="preserve">se asocian con condiciones saludables (Siegieda et al., 2024). Asimismo, se ha reportado que consorcios de rizobacterias promotoras del crecimiento vegetal (PGPR), como</w:t>
+        <w:t xml:space="preserve">se asocian con condiciones saludables (Siegieda et al., 2024); las rizobacterias promotoras del crecimiento vegetal (PGPR), como</w:t>
       </w:r>
       <w:r>
         <w:t xml:space="preserve"> </w:t>
@@ -471,6 +522,35 @@
         <w:t xml:space="preserve">Bacillus subtilis</w:t>
       </w:r>
       <w:r>
+        <w:t xml:space="preserve"> </w:t>
+      </w:r>
+      <w:r>
+        <w:t xml:space="preserve">y</w:t>
+      </w:r>
+      <w:r>
+        <w:t xml:space="preserve"> </w:t>
+      </w:r>
+      <w:r>
+        <w:rPr>
+          <w:iCs/>
+          <w:i/>
+        </w:rPr>
+        <w:t xml:space="preserve">Pseudomonas monteilii</w:t>
+      </w:r>
+      <w:r>
+        <w:t xml:space="preserve">, mejoran el microbioma del suelo y la calidad del fruto (Nam et al., 2023); y fitopatógenos como</w:t>
+      </w:r>
+      <w:r>
+        <w:t xml:space="preserve"> </w:t>
+      </w:r>
+      <w:r>
+        <w:rPr>
+          <w:iCs/>
+          <w:i/>
+        </w:rPr>
+        <w:t xml:space="preserve">Fusarium</w:t>
+      </w:r>
+      <w:r>
         <w:t xml:space="preserve">,</w:t>
       </w:r>
       <w:r>
@@ -481,58 +561,13 @@
           <w:iCs/>
           <w:i/>
         </w:rPr>
-        <w:t xml:space="preserve">Bacillus amyloliquefaciens</w:t>
-      </w:r>
-      <w:r>
-        <w:t xml:space="preserve"> </w:t>
-      </w:r>
-      <w:r>
-        <w:t xml:space="preserve">y</w:t>
-      </w:r>
-      <w:r>
-        <w:t xml:space="preserve"> </w:t>
-      </w:r>
-      <w:r>
-        <w:rPr>
-          <w:iCs/>
-          <w:i/>
-        </w:rPr>
-        <w:t xml:space="preserve">Pseudomonas monteilii</w:t>
-      </w:r>
-      <w:r>
-        <w:t xml:space="preserve">, modifican favorablemente el microbioma del suelo y la calidad del fruto (Nam et al., 2023), mientras que microorganismos fitopatógenos como</w:t>
-      </w:r>
-      <w:r>
-        <w:t xml:space="preserve"> </w:t>
-      </w:r>
-      <w:r>
-        <w:rPr>
-          <w:iCs/>
-          <w:i/>
-        </w:rPr>
-        <w:t xml:space="preserve">Fusarium</w:t>
-      </w:r>
-      <w:r>
-        <w:t xml:space="preserve"> </w:t>
-      </w:r>
-      <w:r>
-        <w:t xml:space="preserve">spp.,</w:t>
-      </w:r>
-      <w:r>
-        <w:t xml:space="preserve"> </w:t>
-      </w:r>
-      <w:r>
-        <w:rPr>
-          <w:iCs/>
-          <w:i/>
-        </w:rPr>
         <w:t xml:space="preserve">Phytophthora</w:t>
       </w:r>
       <w:r>
         <w:t xml:space="preserve"> </w:t>
       </w:r>
       <w:r>
-        <w:t xml:space="preserve">spp. o</w:t>
+        <w:t xml:space="preserve">o</w:t>
       </w:r>
       <w:r>
         <w:t xml:space="preserve"> </w:t>
@@ -548,15 +583,15 @@
         <w:t xml:space="preserve"> </w:t>
       </w:r>
       <w:r>
-        <w:t xml:space="preserve">se han vinculado de manera recurrente con procesos de marchitez y pudrición radicular en este cultivo (Yang et al., 2020).</w:t>
-      </w:r>
-    </w:p>
-    <w:p>
-      <w:pPr>
-        <w:pStyle w:val="BodyText"/>
-      </w:pPr>
-      <w:r>
-        <w:t xml:space="preserve">Estos hallazgos plantean una pregunta metodológica de fondo: ¿en qué medida las herramientas estadísticas convencionales, es decir, los índices de diversidad y la inferencia basada en pruebas de hipótesis, permiten capturar y validar formalmente las diferencias observadas a nivel taxonómico, considerando el tamaño de muestra moderado, la alta dimensionalidad y la naturaleza composicional propios de los estudios metagenómicos agrícolas? Responder esta pregunta exige no solo calcular los índices convencionales de diversidad alfa y beta, sino también evaluar su capacidad discriminante mediante pruebas de hipótesis paramétricas y no paramétricas, y explorar la estructura de los datos en distintos niveles jerárquicos de la taxonomía, desde el reino hasta la especie.</w:t>
+        <w:t xml:space="preserve">se vinculan con la marchitez y la pudrición radicular (Yang et al., 2020).</w:t>
+      </w:r>
+    </w:p>
+    <w:p>
+      <w:pPr>
+        <w:pStyle w:val="BodyText"/>
+      </w:pPr>
+      <w:r>
+        <w:t xml:space="preserve">Estos hallazgos plantean una pregunta metodológica: ¿en qué medida los índices de diversidad y las pruebas de hipótesis convencionales permiten validar formalmente las diferencias observadas, dados el tamaño de muestra moderado, la alta dimensionalidad y la naturaleza composicional de los estudios metagenómicos agrícolas? Responderla exige evaluar la capacidad discriminante de los índices con pruebas paramétricas y no paramétricas, y explorar los datos en distintos niveles de la taxonomía, desde el reino hasta la especie.</w:t>
       </w:r>
     </w:p>
     <w:p>
@@ -617,7 +652,7 @@
         <w:pStyle w:val="BodyText"/>
       </w:pPr>
       <w:r>
-        <w:t xml:space="preserve">La estructura de datos central es el objeto phyloseq (McMurdie y Holmes, 2013), un contenedor que integra de manera coherente cuatro componentes: la matriz de conteos (taxón × muestra), la tabla de taxonomía, que codifica la jerarquía reino → filo → clase → orden → familia → género → especie, los metadatos de las muestras y, cuando está disponible, el árbol filogenético. La matriz de conteos, altamente dispersa, se almacena e intercambia mediante el formato BIOM (</w:t>
+        <w:t xml:space="preserve">La estructura de datos central es el objeto phyloseq (McMurdie y Holmes, 2013), que integra la matriz de conteos (taxón × muestra), la tabla de taxonomía con la jerarquía de reino a especie, los metadatos de las muestras y, cuando existe, el árbol filogenético. La matriz de conteos, altamente dispersa, se almacena en el formato BIOM (</w:t>
       </w:r>
       <w:r>
         <w:rPr>
@@ -627,7 +662,7 @@
         <w:t xml:space="preserve">Biological Observation Matrix</w:t>
       </w:r>
       <w:r>
-        <w:t xml:space="preserve">; McDonald et al., 2012), un estándar basado en JSON o HDF5 optimizado para matrices de observaciones biológicas de gran tamaño. El cálculo de la diversidad beta es cuadrático en el número de muestras, del orden de O(n²·p) para n muestras y p taxones, lo que motiva las decisiones de filtrado y aglomeración adoptadas.</w:t>
+        <w:t xml:space="preserve">; McDonald et al., 2012). El cálculo de la diversidad beta es cuadrático en el número de muestras, del orden de O(n²·p), lo que motiva las decisiones de filtrado y aglomeración adoptadas.</w:t>
       </w:r>
     </w:p>
     <w:p>
@@ -1301,7 +1336,101 @@
         <w:t xml:space="preserve">Fusarium</w:t>
       </w:r>
       <w:r>
-        <w:t xml:space="preserve">, dada su relevancia documentada como fitopatógeno de la fresa. Como complemento no paramétrico, y dado que el supuesto de normalidad no siempre pudo garantizarse, se aplicó la prueba de suma de rangos de Wilcoxon para dos muestras independientes, equivalente a la prueba U de Mann-Whitney (Mann y Whitney, 1947; Wilcoxon, 1945), para comparar las distribuciones del índice de Shannon entre ambos grupos. La normalidad de cada grupo se verificó con la prueba de Shapiro-Wilk y la igualdad de varianzas con la prueba F. En todos los casos se utilizó un nivel de significancia α = 0.05.</w:t>
+        <w:t xml:space="preserve">, dada su relevancia documentada como fitopatógeno de la fresa. Como complemento no paramétrico, y dado que el supuesto de normalidad no siempre pudo garantizarse, se aplicó la prueba de suma de rangos de Wilcoxon para dos muestras independientes, equivalente a la prueba U de Mann-Whitney (Mann y Whitney, 1947; Wilcoxon, 1945), para comparar las distribuciones del índice de Shannon entre ambos grupos. La normalidad de cada grupo se verificó con la prueba de Shapiro-Wilk y la igualdad de varianzas con la prueba F. Adicionalmente, se comparó entre grupos el porcentaje de lecturas clasificadas asignadas a</w:t>
+      </w:r>
+      <w:r>
+        <w:t xml:space="preserve"> </w:t>
+      </w:r>
+      <w:r>
+        <w:rPr>
+          <w:iCs/>
+          <w:i/>
+        </w:rPr>
+        <w:t xml:space="preserve">Fusarium</w:t>
+      </w:r>
+      <w:r>
+        <w:t xml:space="preserve"> </w:t>
+      </w:r>
+      <w:r>
+        <w:t xml:space="preserve">y a seis géneros candidatos (</w:t>
+      </w:r>
+      <w:r>
+        <w:rPr>
+          <w:iCs/>
+          <w:i/>
+        </w:rPr>
+        <w:t xml:space="preserve">Phytophthora</w:t>
+      </w:r>
+      <w:r>
+        <w:t xml:space="preserve">,</w:t>
+      </w:r>
+      <w:r>
+        <w:t xml:space="preserve"> </w:t>
+      </w:r>
+      <w:r>
+        <w:rPr>
+          <w:iCs/>
+          <w:i/>
+        </w:rPr>
+        <w:t xml:space="preserve">Ralstonia</w:t>
+      </w:r>
+      <w:r>
+        <w:t xml:space="preserve">,</w:t>
+      </w:r>
+      <w:r>
+        <w:t xml:space="preserve"> </w:t>
+      </w:r>
+      <w:r>
+        <w:rPr>
+          <w:iCs/>
+          <w:i/>
+        </w:rPr>
+        <w:t xml:space="preserve">Pseudomonas</w:t>
+      </w:r>
+      <w:r>
+        <w:t xml:space="preserve">,</w:t>
+      </w:r>
+      <w:r>
+        <w:t xml:space="preserve"> </w:t>
+      </w:r>
+      <w:r>
+        <w:rPr>
+          <w:iCs/>
+          <w:i/>
+        </w:rPr>
+        <w:t xml:space="preserve">Bacillus</w:t>
+      </w:r>
+      <w:r>
+        <w:t xml:space="preserve">,</w:t>
+      </w:r>
+      <w:r>
+        <w:t xml:space="preserve"> </w:t>
+      </w:r>
+      <w:r>
+        <w:rPr>
+          <w:iCs/>
+          <w:i/>
+        </w:rPr>
+        <w:t xml:space="preserve">Streptomyces</w:t>
+      </w:r>
+      <w:r>
+        <w:t xml:space="preserve"> </w:t>
+      </w:r>
+      <w:r>
+        <w:t xml:space="preserve">y</w:t>
+      </w:r>
+      <w:r>
+        <w:t xml:space="preserve"> </w:t>
+      </w:r>
+      <w:r>
+        <w:rPr>
+          <w:iCs/>
+          <w:i/>
+        </w:rPr>
+        <w:t xml:space="preserve">Paenibacillus</w:t>
+      </w:r>
+      <w:r>
+        <w:t xml:space="preserve">) con la prueba de Mann-Whitney, ajustando los valores p por comparaciones múltiples con el método de Benjamini-Hochberg (Benjamini &amp; Hochberg, 1995). En todos los casos se utilizó un nivel de significancia α = 0.05.</w:t>
       </w:r>
     </w:p>
     <w:bookmarkEnd w:id="29"/>
@@ -1349,7 +1478,7 @@
         <w:pStyle w:val="FirstParagraph"/>
       </w:pPr>
       <w:r>
-        <w:t xml:space="preserve">Antes de aplicar el filtro de calidad, la diversidad alfa observada en los cuatro índices (riqueza observada, Chao1, Shannon y Simpson) era prácticamente indistinguible entre los grupos saludable y no saludable, debido a la influencia de un número reducido de muestras con profundidades de secuenciación extremadamente bajas, que comprimían visualmente la escala de todos los gráficos (Figura 1A). Tras eliminar las cinco muestras de baja calidad, la separación entre grupos se hizo considerablemente más clara (Figura 1B): las muestras saludables mostraron una tendencia hacia una mayor diversidad, particularmente evidente en el estimador Chao1, que al incorporar los conteos de</w:t>
+        <w:t xml:space="preserve">Antes del filtro de calidad, la diversidad alfa en los cuatro índices (riqueza observada, Chao1, Shannon y Simpson) era indistinguible entre grupos, porque unas pocas muestras con profundidad muy baja comprimían la escala de los gráficos (Figura 1A). Tras eliminar las cinco muestras de baja calidad (Figura 1B), las muestras saludables mostraron una tendencia hacia mayor diversidad, más evidente en el estimador Chao1, que usa los conteos de</w:t>
       </w:r>
       <w:r>
         <w:t xml:space="preserve"> </w:t>
@@ -1381,7 +1510,7 @@
         <w:t xml:space="preserve"> </w:t>
       </w:r>
       <w:r>
-        <w:t xml:space="preserve">para estimar la riqueza total permitió apreciar con mayor nitidez la diferencia de riqueza entre grupos. Aunque perceptible, la diferencia no fue grande, lo que anticipó los resultados de las pruebas de hipótesis.</w:t>
+        <w:t xml:space="preserve">para estimar la riqueza total. La diferencia, aunque perceptible, fue pequeña, lo que anticipó los resultados de las pruebas de hipótesis.</w:t>
       </w:r>
     </w:p>
     <w:p>
@@ -1687,7 +1816,7 @@
         <w:pStyle w:val="FirstParagraph"/>
       </w:pPr>
       <w:r>
-        <w:t xml:space="preserve">Desagregar el análisis por reino y por nivel taxonómico hizo evidentes patrones que no eran discernibles a nivel de la comunidad completa. Dentro del subconjunto Eukaryota se observó una menor abundancia relativa del filo Oomycota en las muestras no saludables respecto a las saludables, así como una disminución específica de la familia Peronosporaceae en las muestras no saludables. En niveles más finos (género y especie), la exploración taxonómica identificó taxones eucariotas, entre ellos</w:t>
+        <w:t xml:space="preserve">Desagregar el análisis por reino y por nivel taxonómico hizo evidentes patrones que no eran discernibles a nivel de la comunidad completa. Dentro del subconjunto Eukaryota se observó una menor abundancia relativa del filo Oomycota en las muestras no saludables respecto a las saludables, así como una disminución específica de la familia Peronosporaceae en las muestras no saludables. En niveles más finos (género y especie) la exploración identificó a los fitopatógenos</w:t>
       </w:r>
       <w:r>
         <w:t xml:space="preserve"> </w:t>
@@ -1716,7 +1845,10 @@
         <w:t xml:space="preserve">Phytophthora</w:t>
       </w:r>
       <w:r>
-        <w:t xml:space="preserve">, con mayor presencia relativa en las muestras no saludables, en concordancia con su papel documentado como fitopatógenos de la fresa (Yang et al., 2020).</w:t>
+        <w:t xml:space="preserve"> </w:t>
+      </w:r>
+      <w:r>
+        <w:t xml:space="preserve">(Yang et al., 2020), cuya proporción se contrasta formalmente entre grupos más adelante.</w:t>
       </w:r>
     </w:p>
     <w:p>
@@ -1766,7 +1898,7 @@
         <w:t xml:space="preserve">Paenibacillus polymyxa</w:t>
       </w:r>
       <w:r>
-        <w:t xml:space="preserve">, un microorganismo ampliamente documentado como rizobacteria promotora del crecimiento vegetal y agente de biocontrol, cuya presencia relativa mostró un patrón más definido en las muestras saludables (Figura 4). En concordancia con reportes previos en fresa, la exploración taxonómica también identificó una mayor presencia relativa de géneros con potencial patogénico, como</w:t>
+        <w:t xml:space="preserve">, un microorganismo ampliamente documentado como rizobacteria promotora del crecimiento vegetal y agente de biocontrol, presente en muestras aisladas de ambos grupos (Figura 4). La inspección de las gráficas sugería además una mayor presencia de</w:t>
       </w:r>
       <w:r>
         <w:t xml:space="preserve"> </w:t>
@@ -1779,7 +1911,10 @@
         <w:t xml:space="preserve">Ralstonia</w:t>
       </w:r>
       <w:r>
-        <w:t xml:space="preserve">, en muestras no saludables, y de géneros benéficos, como</w:t>
+        <w:t xml:space="preserve"> </w:t>
+      </w:r>
+      <w:r>
+        <w:t xml:space="preserve">en las muestras no saludables y de</w:t>
       </w:r>
       <w:r>
         <w:t xml:space="preserve"> </w:t>
@@ -1808,7 +1943,10 @@
         <w:t xml:space="preserve">Bacillus</w:t>
       </w:r>
       <w:r>
-        <w:t xml:space="preserve">, en muestras saludables (Nam et al., 2023; Siegieda et al., 2024).</w:t>
+        <w:t xml:space="preserve"> </w:t>
+      </w:r>
+      <w:r>
+        <w:t xml:space="preserve">en las saludables, en línea con reportes previos en fresa (Nam et al., 2023; Siegieda et al., 2024); la comparación cuantitativa de esas proporciones, presentada en la sección de pruebas de hipótesis, no confirmó esas impresiones.</w:t>
       </w:r>
     </w:p>
     <w:p>
@@ -1924,7 +2062,7 @@
         <w:t xml:space="preserve"> </w:t>
       </w:r>
       <w:r>
-        <w:t xml:space="preserve">como taxones distintivos. D) Especie: presencia diferenciada de</w:t>
+        <w:t xml:space="preserve">como taxones distintivos. D) Especie:</w:t>
       </w:r>
       <w:r>
         <w:t xml:space="preserve"> </w:t>
@@ -1937,15 +2075,18 @@
         <w:t xml:space="preserve">Paenibacillus polymyxa</w:t>
       </w:r>
       <w:r>
-        <w:t xml:space="preserve">. Elaboración propia a partir de datos de Solena Ag.</w:t>
-      </w:r>
-    </w:p>
-    <w:p>
-      <w:pPr>
-        <w:pStyle w:val="BodyText"/>
-      </w:pPr>
-      <w:r>
-        <w:t xml:space="preserve">En cuanto a la diversidad, tanto alfa como beta, calculada dentro de cada nivel taxonómico, la diversidad alfa de Eukaryota reveló una microbiota más equilibrada en las plantas saludables frente a una mayor dominancia de taxones potencialmente patógenos en las no saludables, mientras que la diversidad alfa de Bacteria mostró un patrón similar, con mayor diversidad y equilibrio en las muestras saludables en todos los niveles taxonómicos evaluados. Respecto a la diversidad beta por nivel taxonómico, ninguna de las particiones (filo, familia, género, especie) logró una separación completa entre grupos; sin embargo, la medida de Bray-Curtis mostró diferencias composicionales más evidentes precisamente en los niveles más finos (género y especie), lo que refuerza el valor de la desagregación taxonómica para identificar biomarcadores candidatos.</w:t>
+        <w:t xml:space="preserve"> </w:t>
+      </w:r>
+      <w:r>
+        <w:t xml:space="preserve">en muestras aisladas. Elaboración propia a partir de datos de Solena Ag.</w:t>
+      </w:r>
+    </w:p>
+    <w:p>
+      <w:pPr>
+        <w:pStyle w:val="BodyText"/>
+      </w:pPr>
+      <w:r>
+        <w:t xml:space="preserve">En cuanto a la diversidad, tanto alfa como beta, calculada dentro de cada nivel taxonómico, tanto la diversidad alfa de Eukaryota como la de Bacteria mostraron una tendencia hacia mayor riqueza en las muestras saludables en todos los niveles taxonómicos evaluados, sin separación entre grupos. Respecto a la diversidad beta por nivel taxonómico, ninguna de las particiones (filo, familia, género, especie) logró una separación completa entre grupos; sin embargo, la medida de Bray-Curtis mostró diferencias composicionales más evidentes precisamente en los niveles más finos (género y especie), aunque tampoco con una separación entre grupos.</w:t>
       </w:r>
     </w:p>
     <w:bookmarkEnd w:id="46"/>
@@ -2103,6 +2244,120 @@
     </w:p>
     <w:p>
       <w:pPr>
+        <w:pStyle w:val="BodyText"/>
+      </w:pPr>
+      <w:r>
+        <w:t xml:space="preserve">La comparación directa de las proporciones tampoco reveló géneros asociados con el estado de salud.</w:t>
+      </w:r>
+      <w:r>
+        <w:t xml:space="preserve"> </w:t>
+      </w:r>
+      <w:r>
+        <w:rPr>
+          <w:iCs/>
+          <w:i/>
+        </w:rPr>
+        <w:t xml:space="preserve">Fusarium</w:t>
+      </w:r>
+      <w:r>
+        <w:t xml:space="preserve"> </w:t>
+      </w:r>
+      <w:r>
+        <w:t xml:space="preserve">representó en promedio el 0.136 % de las lecturas clasificadas en las plantas saludables y el 0.151 % en las no saludables, con medianas de 0.119 % y 0.127 % y distribuciones casi idénticas (U = 317 de 630 pares posibles, p = 0.978); dentro de la fracción eucariota fue el género dominante en ambos grupos, con el 21.1 % y el 22.3 % de las lecturas (p = 0.889). Para</w:t>
+      </w:r>
+      <w:r>
+        <w:t xml:space="preserve"> </w:t>
+      </w:r>
+      <w:r>
+        <w:rPr>
+          <w:iCs/>
+          <w:i/>
+        </w:rPr>
+        <w:t xml:space="preserve">Pseudomonas</w:t>
+      </w:r>
+      <w:r>
+        <w:t xml:space="preserve">,</w:t>
+      </w:r>
+      <w:r>
+        <w:t xml:space="preserve"> </w:t>
+      </w:r>
+      <w:r>
+        <w:rPr>
+          <w:iCs/>
+          <w:i/>
+        </w:rPr>
+        <w:t xml:space="preserve">Bacillus</w:t>
+      </w:r>
+      <w:r>
+        <w:t xml:space="preserve">,</w:t>
+      </w:r>
+      <w:r>
+        <w:t xml:space="preserve"> </w:t>
+      </w:r>
+      <w:r>
+        <w:rPr>
+          <w:iCs/>
+          <w:i/>
+        </w:rPr>
+        <w:t xml:space="preserve">Streptomyces</w:t>
+      </w:r>
+      <w:r>
+        <w:t xml:space="preserve"> </w:t>
+      </w:r>
+      <w:r>
+        <w:t xml:space="preserve">y</w:t>
+      </w:r>
+      <w:r>
+        <w:t xml:space="preserve"> </w:t>
+      </w:r>
+      <w:r>
+        <w:rPr>
+          <w:iCs/>
+          <w:i/>
+        </w:rPr>
+        <w:t xml:space="preserve">Ralstonia</w:t>
+      </w:r>
+      <w:r>
+        <w:t xml:space="preserve"> </w:t>
+      </w:r>
+      <w:r>
+        <w:t xml:space="preserve">las medianas de ambos grupos difirieron en menos del 10 % y ningún valor p se aproximó a la significancia; la media de</w:t>
+      </w:r>
+      <w:r>
+        <w:t xml:space="preserve"> </w:t>
+      </w:r>
+      <w:r>
+        <w:rPr>
+          <w:iCs/>
+          <w:i/>
+        </w:rPr>
+        <w:t xml:space="preserve">Paenibacillus</w:t>
+      </w:r>
+      <w:r>
+        <w:t xml:space="preserve"> </w:t>
+      </w:r>
+      <w:r>
+        <w:t xml:space="preserve">en el grupo no saludable estuvo inflada por una sola muestra. El único género con diferencia nominal fue</w:t>
+      </w:r>
+      <w:r>
+        <w:t xml:space="preserve"> </w:t>
+      </w:r>
+      <w:r>
+        <w:rPr>
+          <w:iCs/>
+          <w:i/>
+        </w:rPr>
+        <w:t xml:space="preserve">Phytophthora</w:t>
+      </w:r>
+      <w:r>
+        <w:t xml:space="preserve"> </w:t>
+      </w:r>
+      <w:r>
+        <w:t xml:space="preserve">(0.060 % frente a 0.055 %, p = 0.013), en la dirección contraria a la esperada para un patógeno y con p ajustado de 0.10. Las diferencias que sugerían las gráficas de barras eran efectos de la escala, de la aglomeración y de unas pocas muestras atípicas.</w:t>
+      </w:r>
+    </w:p>
+    <w:p>
+      <w:pPr>
         <w:spacing w:before="120" w:after="60"/>
         <w:jc w:val="center"/>
       </w:pPr>
@@ -2202,7 +2457,7 @@
         <w:pStyle w:val="BodyText"/>
       </w:pPr>
       <w:r>
-        <w:t xml:space="preserve">Los resultados de este trabajo muestran un patrón frecuente en el análisis estadístico de microbiomas agrícolas: la existencia de tendencias biológicas consistentes y de patrones taxonómicos diferenciadores plausibles que, sin embargo, no siempre alcanzan significancia estadística cuando se evalúan mediante índices agregados a nivel de la comunidad completa. Las plantas saludables mostraron, de manera consistente en los distintos análisis, una mayor diversidad y un mayor equilibrio microbiano, tanto en la diversidad alfa global como en la calculada por nivel taxonómico, mientras que las plantas no saludables exhibieron una mayor presencia relativa de taxones potencialmente asociados con enfermedad, como</w:t>
+        <w:t xml:space="preserve">Los resultados de este trabajo muestran un patrón frecuente en el análisis estadístico de microbiomas agrícolas: la existencia de tendencias biológicas visualmente plausibles que no alcanzan significancia estadística cuando se contrastan formalmente. Las plantas saludables mostraron, de manera consistente en los distintos análisis, una mayor diversidad y un mayor equilibrio microbiano, tanto en la diversidad alfa global como en la calculada por nivel taxonómico, mientras que la proporción de</w:t>
       </w:r>
       <w:r>
         <w:t xml:space="preserve"> </w:t>
@@ -2215,86 +2470,18 @@
         <w:t xml:space="preserve">Fusarium</w:t>
       </w:r>
       <w:r>
-        <w:t xml:space="preserve">,</w:t>
-      </w:r>
-      <w:r>
-        <w:t xml:space="preserve"> </w:t>
-      </w:r>
-      <w:r>
-        <w:rPr>
-          <w:iCs/>
-          <w:i/>
-        </w:rPr>
-        <w:t xml:space="preserve">Phytophthora</w:t>
-      </w:r>
-      <w:r>
-        <w:t xml:space="preserve"> </w:t>
-      </w:r>
-      <w:r>
-        <w:t xml:space="preserve">y</w:t>
-      </w:r>
-      <w:r>
-        <w:t xml:space="preserve"> </w:t>
-      </w:r>
-      <w:r>
-        <w:rPr>
-          <w:iCs/>
-          <w:i/>
-        </w:rPr>
-        <w:t xml:space="preserve">Ralstonia</w:t>
-      </w:r>
-      <w:r>
-        <w:t xml:space="preserve">, y una menor presencia de taxones como Oomycota, Peronosporaceae,</w:t>
-      </w:r>
-      <w:r>
-        <w:t xml:space="preserve"> </w:t>
-      </w:r>
-      <w:r>
-        <w:rPr>
-          <w:iCs/>
-          <w:i/>
-        </w:rPr>
-        <w:t xml:space="preserve">Pseudomonas</w:t>
-      </w:r>
-      <w:r>
-        <w:t xml:space="preserve">,</w:t>
-      </w:r>
-      <w:r>
-        <w:t xml:space="preserve"> </w:t>
-      </w:r>
-      <w:r>
-        <w:rPr>
-          <w:iCs/>
-          <w:i/>
-        </w:rPr>
-        <w:t xml:space="preserve">Bacillus</w:t>
-      </w:r>
-      <w:r>
-        <w:t xml:space="preserve"> </w:t>
-      </w:r>
-      <w:r>
-        <w:t xml:space="preserve">y</w:t>
-      </w:r>
-      <w:r>
-        <w:t xml:space="preserve"> </w:t>
-      </w:r>
-      <w:r>
-        <w:rPr>
-          <w:iCs/>
-          <w:i/>
-        </w:rPr>
-        <w:t xml:space="preserve">Paenibacillus</w:t>
-      </w:r>
-      <w:r>
-        <w:t xml:space="preserve">. No obstante, ni la diversidad alfa ni la beta globales permitieron una separación estadísticamente robusta entre grupos, y las pruebas t de Student y de Mann-Whitney sobre el índice de Shannon de la comunidad completa no alcanzaron significancia al nivel α = 0.05.</w:t>
-      </w:r>
-    </w:p>
-    <w:p>
-      <w:pPr>
-        <w:pStyle w:val="BodyText"/>
-      </w:pPr>
-      <w:r>
-        <w:t xml:space="preserve">Esta aparente contradicción entre la tendencia descriptiva y la falta de significancia estadística global admite varias explicaciones no excluyentes. En primer lugar, la naturaleza composicional y de alta dimensión de los datos metagenómicos implica que un único índice, calculado sobre miles de taxones simultáneamente, puede diluir señales biológicas presentes solo en un subconjunto reducido de taxones; en este caso, sin embargo, aislar la fracción eucariota, que incluye a</w:t>
+        <w:t xml:space="preserve"> </w:t>
+      </w:r>
+      <w:r>
+        <w:t xml:space="preserve">y de los géneros candidatos resultó prácticamente igual en ambos grupos. Además, ni la diversidad alfa ni la beta globales permitieron una separación estadísticamente robusta entre grupos, y las pruebas t de Student y de Mann-Whitney sobre el índice de Shannon de la comunidad completa no alcanzaron significancia al nivel α = 0.05.</w:t>
+      </w:r>
+    </w:p>
+    <w:p>
+      <w:pPr>
+        <w:pStyle w:val="BodyText"/>
+      </w:pPr>
+      <w:r>
+        <w:t xml:space="preserve">Esta aparente contradicción entre la tendencia descriptiva y la falta de significancia estadística global admite varias explicaciones no excluyentes. En primer lugar, la naturaleza composicional y de alta dimensión de los datos metagenómicos implica que un único índice, calculado sobre miles de taxones simultáneamente, puede diluir señales biológicas presentes solo en un subconjunto reducido de taxones; en este caso, sin embargo, ni aislar la fracción eucariota ni comparar directamente las proporciones de</w:t>
       </w:r>
       <w:r>
         <w:t xml:space="preserve"> </w:t>
@@ -2307,65 +2494,18 @@
         <w:t xml:space="preserve">Fusarium</w:t>
       </w:r>
       <w:r>
-        <w:t xml:space="preserve">, tampoco reveló una diferencia significativa, lo que sugiere que la señal, si existe, está en taxones concretos y no en la diversidad agregada de ningún reino. En segundo lugar, el tamaño de muestra y su desbalance (35 muestras saludables frente a 18 no saludables), junto con la diferencia observada en la profundidad de secuenciación entre grupos, reducen la potencia estadística disponible para detectar diferencias moderadas. En tercer lugar, los microbiomas rizosféricos están sujetos a fuentes de variabilidad no controladas en este estudio, como los lotes de cultivo, las prácticas de manejo y las condiciones edafoclimáticas, que añaden ruido a la señal asociada con el estado de salud.</w:t>
-      </w:r>
-    </w:p>
-    <w:p>
-      <w:pPr>
-        <w:pStyle w:val="BodyText"/>
-      </w:pPr>
-      <w:r>
-        <w:t xml:space="preserve">Estos hallazgos son consistentes con la literatura reciente sobre microbiomas de fresa, que reporta diferencias taxonómicas específicas entre rizósferas saludables y no saludables (Nam et al., 2023; Siegieda et al., 2024), sin que ello implique diferencias de diversidad globalmente robustas. En conjunto, estos resultados refuerzan la idea de que el estado de salud de un cultivo no se refleja de manera uniforme en toda la comunidad microbiana, sino en subconjuntos taxonómicos específicos, lo que respalda metodológicamente la estrategia de exploración multinivel adoptada en este trabajo frente a un análisis limitado a la comunidad completa.</w:t>
-      </w:r>
-    </w:p>
-    <w:p>
-      <w:pPr>
-        <w:pStyle w:val="BodyText"/>
-      </w:pPr>
-      <w:r>
-        <w:t xml:space="preserve">Desde la perspectiva de la agricultura de precisión, los taxones biomarcadores candidatos, positivos como</w:t>
-      </w:r>
-      <w:r>
-        <w:t xml:space="preserve"> </w:t>
-      </w:r>
-      <w:r>
-        <w:rPr>
-          <w:iCs/>
-          <w:i/>
-        </w:rPr>
-        <w:t xml:space="preserve">Pseudomonas</w:t>
-      </w:r>
-      <w:r>
-        <w:t xml:space="preserve">,</w:t>
-      </w:r>
-      <w:r>
-        <w:t xml:space="preserve"> </w:t>
-      </w:r>
-      <w:r>
-        <w:rPr>
-          <w:iCs/>
-          <w:i/>
-        </w:rPr>
-        <w:t xml:space="preserve">Bacillus</w:t>
-      </w:r>
-      <w:r>
-        <w:t xml:space="preserve"> </w:t>
-      </w:r>
-      <w:r>
-        <w:t xml:space="preserve">y</w:t>
-      </w:r>
-      <w:r>
-        <w:t xml:space="preserve"> </w:t>
-      </w:r>
-      <w:r>
-        <w:rPr>
-          <w:iCs/>
-          <w:i/>
-        </w:rPr>
-        <w:t xml:space="preserve">Paenibacillus polymyxa</w:t>
-      </w:r>
-      <w:r>
-        <w:t xml:space="preserve">, y negativos como</w:t>
+        <w:t xml:space="preserve"> </w:t>
+      </w:r>
+      <w:r>
+        <w:t xml:space="preserve">y de los géneros candidatos reveló diferencias, lo que indica que la señal, si existe, no está en la abundancia de un taxón particular sino en la estructura del conjunto. En segundo lugar, el tamaño de muestra y su desbalance (35 muestras saludables frente a 18 no saludables), junto con la diferencia observada en la profundidad de secuenciación entre grupos, reducen la potencia estadística disponible para detectar diferencias moderadas. En tercer lugar, los microbiomas rizosféricos están sujetos a fuentes de variabilidad no controladas en este estudio, como los lotes de cultivo, las prácticas de manejo y las condiciones edafoclimáticas, que añaden ruido a la señal asociada con el estado de salud.</w:t>
+      </w:r>
+    </w:p>
+    <w:p>
+      <w:pPr>
+        <w:pStyle w:val="BodyText"/>
+      </w:pPr>
+      <w:r>
+        <w:t xml:space="preserve">A diferencia de la literatura reciente sobre microbiomas de fresa, que reporta géneros enriquecidos en rizósferas saludables o no saludables (Nam et al., 2023; Siegieda et al., 2024), en estos datos no se detectó ningún género asociado con una condición. Que</w:t>
       </w:r>
       <w:r>
         <w:t xml:space="preserve"> </w:t>
@@ -2378,52 +2518,34 @@
         <w:t xml:space="preserve">Fusarium</w:t>
       </w:r>
       <w:r>
-        <w:t xml:space="preserve">,</w:t>
-      </w:r>
-      <w:r>
-        <w:t xml:space="preserve"> </w:t>
-      </w:r>
-      <w:r>
-        <w:rPr>
-          <w:iCs/>
-          <w:i/>
-        </w:rPr>
-        <w:t xml:space="preserve">Phytophthora</w:t>
-      </w:r>
-      <w:r>
-        <w:t xml:space="preserve"> </w:t>
-      </w:r>
-      <w:r>
-        <w:t xml:space="preserve">y</w:t>
-      </w:r>
-      <w:r>
-        <w:t xml:space="preserve"> </w:t>
-      </w:r>
-      <w:r>
-        <w:rPr>
-          <w:iCs/>
-          <w:i/>
-        </w:rPr>
-        <w:t xml:space="preserve">Ralstonia</w:t>
-      </w:r>
-      <w:r>
-        <w:t xml:space="preserve">, son un insumo de valor práctico para sistemas de monitoreo temprano de la salud del suelo y para la selección de microorganismos con potencial como bioinsumos o agentes de biocontrol. La principal contribución de este trabajo, sin embargo, no reside en un hallazgo taxonómico aislado, sino en el flujo computacional desarrollado: reproducible, modular y versionado, integra Bash, R, el formato BIOM y phyloseq para ejecutar de manera trazable el control de calidad, el cálculo de la diversidad, la exploración taxonómica multinivel y la validación estadística. Este flujo puede reutilizarse sobre nuevos conjuntos de datos o cultivos y funciona como la capa de ingeniería de características para clasificadores automáticos: las matrices de abundancia aglomeradas por nivel taxonómico que produce son la representación de entrada que requieren los modelos de aprendizaje supervisado.</w:t>
-      </w:r>
-    </w:p>
-    <w:p>
-      <w:pPr>
-        <w:pStyle w:val="BodyText"/>
-      </w:pPr>
-      <w:r>
-        <w:t xml:space="preserve">Este estudio presenta limitaciones que deben considerarse al interpretar sus resultados. El diseño es transversal y se basa en un único cultivo y una única fuente de datos, lo que limita la generalización a otros contextos agroecológicos. El tamaño de muestra es moderado y desbalanceado para pruebas de alta potencia, y no se aplicaron correcciones por comparaciones múltiples al evaluar varios niveles taxonómicos, por lo que los patrones identificados deben interpretarse como hipótesis por confirmar. Adicionalmente, los taxones diferenciadores se identificaron mediante inspección de las abundancias relativas y no mediante pruebas de abundancia diferencial que consideren la naturaleza composicional de los datos. Por último, aunque la diversidad filogenética (por ejemplo, mediante UniFrac) se consideró en el marco teórico del flujo propuesto, no se dispuso de un árbol filogenético asociado con los datos para su cálculo efectivo en este estudio, ya que la clasificación con Kraken proporciona una jerarquía taxonómica pero no longitudes de rama.</w:t>
-      </w:r>
-    </w:p>
-    <w:p>
-      <w:pPr>
-        <w:pStyle w:val="BodyText"/>
-      </w:pPr>
-      <w:r>
-        <w:t xml:space="preserve">Como líneas de trabajo futuro se propone, en primer lugar, la incorporación de modelos de aprendizaje automático supervisado, como los bosques aleatorios, entrenados sobre las abundancias taxonómicas multinivel, para construir clasificadores del estado de salud con mayor capacidad predictiva que los índices agregados. Este tipo de modelo es pertinente en escenarios de alta dimensionalidad y muestra moderada, por su robustez frente al sobreajuste y por sus medidas de importancia de variables, que permitirían priorizar los taxones biomarcadores; su evaluación requeriría validación cruzada y métricas como exactitud, sensibilidad, especificidad y área bajo la curva. En segundo lugar, la ampliación del tamaño de muestra y el uso de diseños longitudinales que permitan observar la dinámica del microbioma durante el desarrollo de la enfermedad. En tercer lugar, la integración de metadatos agronómicos y ambientales y de inferencia funcional (por ejemplo, mediante PICRUSt2; Douglas et al., 2020). Finalmente, la exploración de redes de coocurrencia y de modelos gráficos probabilísticos, como las redes bayesianas, para caracterizar las relaciones de dependencia entre taxones clave, como</w:t>
+        <w:t xml:space="preserve"> </w:t>
+      </w:r>
+      <w:r>
+        <w:t xml:space="preserve">no esté enriquecido en la rizósfera de las plantas marchitas no descarta su papel en la enfermedad: la clasificación con Kraken asigna lecturas al género sin distinguir cepas patógenas, la marchitez puede deberse a otros agentes y la rizósfera no es el tejido donde el patógeno se concentra. En conjunto, estos resultados indican que el estado de salud no se refleja en la abundancia de taxones aislados sino en la variabilidad conjunta de la comunidad, lo que respalda la estrategia de evaluar la dispersión, y no solo las medias, adoptada en este trabajo.</w:t>
+      </w:r>
+    </w:p>
+    <w:p>
+      <w:pPr>
+        <w:pStyle w:val="BodyText"/>
+      </w:pPr>
+      <w:r>
+        <w:t xml:space="preserve">Desde la perspectiva de la agricultura de precisión, la ausencia de géneros biomarcadores en estos datos indica que un sistema de monitoreo temprano de la salud del suelo deberá apoyarse en medidas de la estructura y la estabilidad del conjunto, como la dispersión composicional, más que en la abundancia de taxones individuales. La principal contribución de este trabajo, sin embargo, no reside en un hallazgo taxonómico aislado, sino en el flujo computacional desarrollado: reproducible, modular y versionado, integra Bash, R, el formato BIOM y phyloseq para ejecutar de manera trazable el control de calidad, el cálculo de la diversidad, la exploración taxonómica multinivel y la validación estadística. Este flujo puede reutilizarse sobre nuevos conjuntos de datos o cultivos y funciona como la capa de ingeniería de características para clasificadores automáticos: las matrices de abundancia aglomeradas por nivel taxonómico que produce son la representación de entrada que requieren los modelos de aprendizaje supervisado.</w:t>
+      </w:r>
+    </w:p>
+    <w:p>
+      <w:pPr>
+        <w:pStyle w:val="BodyText"/>
+      </w:pPr>
+      <w:r>
+        <w:t xml:space="preserve">Este estudio presenta limitaciones. El diseño es transversal y se basa en un único cultivo y una única fuente de datos, lo que limita la generalización. El tamaño de muestra es moderado y desbalanceado para pruebas de alta potencia. Las pruebas sobre géneros se limitaron a siete taxones seleccionados por inspección previa, con corrección por comparaciones múltiples, y no a un análisis de abundancia diferencial sobre toda la tabla que considere la naturaleza composicional de los datos. Por último, no se dispuso de un árbol filogenético para calcular la diversidad filogenética (por ejemplo, UniFrac), porque la clasificación con Kraken proporciona una jerarquía taxonómica pero no longitudes de rama.</w:t>
+      </w:r>
+    </w:p>
+    <w:p>
+      <w:pPr>
+        <w:pStyle w:val="BodyText"/>
+      </w:pPr>
+      <w:r>
+        <w:t xml:space="preserve">Como líneas de trabajo futuro se propone, en primer lugar, incorporar modelos de aprendizaje automático supervisado, como los bosques aleatorios, entrenados sobre las abundancias taxonómicas multinivel, que son robustos frente al sobreajuste en escenarios de alta dimensionalidad y muestra moderada, y cuya evaluación requeriría validación cruzada y métricas como exactitud, sensibilidad y área bajo la curva. En segundo lugar, la ampliación del tamaño de muestra y el uso de diseños longitudinales que permitan observar la dinámica del microbioma durante el desarrollo de la enfermedad. En tercer lugar, la integración de metadatos agronómicos y ambientales y de inferencia funcional (por ejemplo, mediante PICRUSt2; Douglas et al., 2020). Finalmente, la exploración de redes de coocurrencia y de modelos gráficos probabilísticos, como las redes bayesianas, para caracterizar las relaciones de dependencia entre taxones clave, como</w:t>
       </w:r>
       <w:r>
         <w:t xml:space="preserve"> </w:t>
@@ -2551,6 +2673,42 @@
           <w:b/>
         </w:rPr>
         <w:t xml:space="preserve">REFERENCIAS BIBLIOGRÁFICAS</w:t>
+      </w:r>
+    </w:p>
+    <w:p>
+      <w:pPr>
+        <w:spacing w:before="0" w:after="60" w:line="360" w:lineRule="auto"/>
+        <w:ind w:left="720" w:hanging="720"/>
+        <w:jc w:val="left"/>
+      </w:pPr>
+      <w:r>
+        <w:t xml:space="preserve">Benjamini, Y., &amp; Hochberg, Y. (1995). Controlling the false discovery rate: a practical and powerful approach to multiple testing.</w:t>
+      </w:r>
+      <w:r>
+        <w:t xml:space="preserve"> </w:t>
+      </w:r>
+      <w:r>
+        <w:rPr>
+          <w:iCs/>
+          <w:i/>
+        </w:rPr>
+        <w:t xml:space="preserve">Journal of the Royal Statistical Society: Series B</w:t>
+      </w:r>
+      <w:r>
+        <w:t xml:space="preserve">,</w:t>
+      </w:r>
+      <w:r>
+        <w:t xml:space="preserve"> </w:t>
+      </w:r>
+      <w:r>
+        <w:rPr>
+          <w:iCs/>
+          <w:i/>
+        </w:rPr>
+        <w:t xml:space="preserve">57</w:t>
+      </w:r>
+      <w:r>
+        <w:t xml:space="preserve">(1), 289–300. https://doi.org/10.1111/j.2517-6161.1995.tb02031.x</w:t>
       </w:r>
     </w:p>
     <w:p>

--- a/Articulo_Popayan/Articulo_RevistaCientifica_ES.docx
+++ b/Articulo_Popayan/Articulo_RevistaCientifica_ES.docx
@@ -2086,7 +2086,7 @@
         <w:pStyle w:val="BodyText"/>
       </w:pPr>
       <w:r>
-        <w:t xml:space="preserve">En cuanto a la diversidad, tanto alfa como beta, calculada dentro de cada nivel taxonómico, tanto la diversidad alfa de Eukaryota como la de Bacteria mostraron una tendencia hacia mayor riqueza en las muestras saludables en todos los niveles taxonómicos evaluados, sin separación entre grupos. Respecto a la diversidad beta por nivel taxonómico, ninguna de las particiones (filo, familia, género, especie) logró una separación completa entre grupos; sin embargo, la medida de Bray-Curtis mostró diferencias composicionales más evidentes precisamente en los niveles más finos (género y especie), aunque tampoco con una separación entre grupos.</w:t>
+        <w:t xml:space="preserve">En cuanto a la diversidad, tanto alfa como beta, calculada dentro de cada nivel taxonómico, la riqueza observada y Chao1 resultaron prácticamente constantes entre muestras en los niveles de filo, familia y género, porque tras la aglomeración todas las muestras contienen los mismos taxones a esos niveles, y solo a nivel de especie en Bacteria se mantuvo la ligera tendencia hacia mayor riqueza en las muestras saludables; los índices de Shannon y Simpson mostraron medianas semejantes entre grupos y mayor dispersión en el grupo no saludable en todos los niveles, sin separación entre grupos. Respecto a la diversidad beta por nivel taxonómico, ninguna de las particiones (filo, familia, género, especie) logró una separación completa entre grupos; sin embargo, la medida de Bray-Curtis mostró diferencias composicionales más evidentes precisamente en los niveles más finos (género y especie), aunque tampoco con una separación entre grupos.</w:t>
       </w:r>
     </w:p>
     <w:bookmarkEnd w:id="46"/>
